--- a/Speech Interaction - Doku .docx
+++ b/Speech Interaction - Doku .docx
@@ -1,6 +1,6 @@
 
 <file path=word/document.xml><?xml version="1.0" encoding="utf-8"?>
-<w:document xmlns:wpc="http://schemas.microsoft.com/office/word/2010/wordprocessingCanvas" xmlns:cx="http://schemas.microsoft.com/office/drawing/2014/chartex" xmlns:cx1="http://schemas.microsoft.com/office/drawing/2015/9/8/chartex" xmlns:cx2="http://schemas.microsoft.com/office/drawing/2015/10/21/chartex" xmlns:cx3="http://schemas.microsoft.com/office/drawing/2016/5/9/chartex" xmlns:cx4="http://schemas.microsoft.com/office/drawing/2016/5/10/chartex" xmlns:cx5="http://schemas.microsoft.com/office/drawing/2016/5/11/chartex" xmlns:cx6="http://schemas.microsoft.com/office/drawing/2016/5/12/chartex" xmlns:cx7="http://schemas.microsoft.com/office/drawing/2016/5/13/chartex" xmlns:cx8="http://schemas.microsoft.com/office/drawing/2016/5/14/chartex" xmlns:mc="http://schemas.openxmlformats.org/markup-compatibility/2006" xmlns:aink="http://schemas.microsoft.com/office/drawing/2016/ink" xmlns:am3d="http://schemas.microsoft.com/office/drawing/2017/model3d" xmlns:o="urn:schemas-microsoft-com:office:office" xmlns:oel="http://schemas.microsoft.com/office/2019/extlst" xmlns:r="http://schemas.openxmlformats.org/officeDocument/2006/relationships" xmlns:m="http://schemas.openxmlformats.org/officeDocument/2006/math" xmlns:v="urn:schemas-microsoft-com:vml" xmlns:wp14="http://schemas.microsoft.com/office/word/2010/wordprocessingDrawing" xmlns:wp="http://schemas.openxmlformats.org/drawingml/2006/wordprocessingDrawing" xmlns:w10="urn:schemas-microsoft-com:office:word" xmlns:w="http://schemas.openxmlformats.org/wordprocessingml/2006/main" xmlns:w14="http://schemas.microsoft.com/office/word/2010/wordml" xmlns:w15="http://schemas.microsoft.com/office/word/2012/wordml" xmlns:w16cex="http://schemas.microsoft.com/office/word/2018/wordml/cex" xmlns:w16cid="http://schemas.microsoft.com/office/word/2016/wordml/cid" xmlns:w16="http://schemas.microsoft.com/office/word/2018/wordml" xmlns:w16du="http://schemas.microsoft.com/office/word/2023/wordml/word16du" xmlns:w16sdtdh="http://schemas.microsoft.com/office/word/2020/wordml/sdtdatahash" xmlns:w16sdtfl="http://schemas.microsoft.com/office/word/2024/wordml/sdtformatlock" xmlns:w16se="http://schemas.microsoft.com/office/word/2015/wordml/symex" xmlns:wpg="http://schemas.microsoft.com/office/word/2010/wordprocessingGroup" xmlns:wpi="http://schemas.microsoft.com/office/word/2010/wordprocessingInk" xmlns:wne="http://schemas.microsoft.com/office/word/2006/wordml" xmlns:wps="http://schemas.microsoft.com/office/word/2010/wordprocessingShape" mc:Ignorable="w14 w15 w16se w16cid w16 w16cex w16sdtdh w16sdtfl w16du wp14">
+<w:document xmlns:wpc="http://schemas.microsoft.com/office/word/2010/wordprocessingCanvas" xmlns:cx="http://schemas.microsoft.com/office/drawing/2014/chartex" xmlns:cx1="http://schemas.microsoft.com/office/drawing/2015/9/8/chartex" xmlns:cx2="http://schemas.microsoft.com/office/drawing/2015/10/21/chartex" xmlns:cx3="http://schemas.microsoft.com/office/drawing/2016/5/9/chartex" xmlns:cx4="http://schemas.microsoft.com/office/drawing/2016/5/10/chartex" xmlns:cx5="http://schemas.microsoft.com/office/drawing/2016/5/11/chartex" xmlns:cx6="http://schemas.microsoft.com/office/drawing/2016/5/12/chartex" xmlns:cx7="http://schemas.microsoft.com/office/drawing/2016/5/13/chartex" xmlns:cx8="http://schemas.microsoft.com/office/drawing/2016/5/14/chartex" xmlns:mc="http://schemas.openxmlformats.org/markup-compatibility/2006" xmlns:aink="http://schemas.microsoft.com/office/drawing/2016/ink" xmlns:am3d="http://schemas.microsoft.com/office/drawing/2017/model3d" xmlns:o="urn:schemas-microsoft-com:office:office" xmlns:oel="http://schemas.microsoft.com/office/2019/extlst" xmlns:r="http://schemas.openxmlformats.org/officeDocument/2006/relationships" xmlns:m="http://schemas.openxmlformats.org/officeDocument/2006/math" xmlns:v="urn:schemas-microsoft-com:vml" xmlns:wp14="http://schemas.microsoft.com/office/word/2010/wordprocessingDrawing" xmlns:wp="http://schemas.openxmlformats.org/drawingml/2006/wordprocessingDrawing" xmlns:w10="urn:schemas-microsoft-com:office:word" xmlns:w="http://schemas.openxmlformats.org/wordprocessingml/2006/main" xmlns:w14="http://schemas.microsoft.com/office/word/2010/wordml" xmlns:w15="http://schemas.microsoft.com/office/word/2012/wordml" xmlns:w16cei="http://schemas.microsoft.com/office/word/2026/wordml/cei" xmlns:w16cex="http://schemas.microsoft.com/office/word/2018/wordml/cex" xmlns:w16cid="http://schemas.microsoft.com/office/word/2016/wordml/cid" xmlns:w16="http://schemas.microsoft.com/office/word/2018/wordml" xmlns:w16du="http://schemas.microsoft.com/office/word/2023/wordml/word16du" xmlns:w16sdtdh="http://schemas.microsoft.com/office/word/2020/wordml/sdtdatahash" xmlns:w16sdtfl="http://schemas.microsoft.com/office/word/2024/wordml/sdtformatlock" xmlns:w16se="http://schemas.microsoft.com/office/word/2015/wordml/symex" xmlns:wpg="http://schemas.microsoft.com/office/word/2010/wordprocessingGroup" xmlns:wpi="http://schemas.microsoft.com/office/word/2010/wordprocessingInk" xmlns:wne="http://schemas.microsoft.com/office/word/2006/wordml" xmlns:wps="http://schemas.microsoft.com/office/word/2010/wordprocessingShape" mc:Ignorable="w14 w15 w16se w16cid w16 w16cex w16sdtdh w16sdtfl w16du wp14">
   <w:body>
     <w:p>
       <w:pPr>
@@ -1569,15 +1569,15 @@
         <w:ind w:left="0" w:firstLine="0"/>
       </w:pPr>
       <w:bookmarkStart w:id="1" w:name="_heading=h.5rg4agw82nef" w:colFirst="0" w:colLast="0"/>
-      <w:bookmarkStart w:id="2" w:name="_Toc232153428"/>
-      <w:bookmarkStart w:id="3" w:name="_Abbildungsverzeichnis"/>
+      <w:bookmarkStart w:id="2" w:name="_Abbildungsverzeichnis"/>
+      <w:bookmarkStart w:id="3" w:name="_Toc232153428"/>
       <w:bookmarkEnd w:id="1"/>
-      <w:bookmarkEnd w:id="3"/>
+      <w:bookmarkEnd w:id="2"/>
       <w:r>
         <w:lastRenderedPageBreak/>
         <w:t>Abbildungsverzeichnis</w:t>
       </w:r>
-      <w:bookmarkEnd w:id="2"/>
+      <w:bookmarkEnd w:id="3"/>
     </w:p>
     <w:p>
       <w:pPr>
@@ -2176,23 +2176,23 @@
         <w:spacing w:before="240" w:after="240"/>
       </w:pPr>
       <w:r>
-        <w:t>Die Verständlichkeit synthetisch erzeugter Sprache gewinnt zunehmend an Bedeutung, da Text-</w:t>
-      </w:r>
-      <w:proofErr w:type="spellStart"/>
-      <w:r>
-        <w:t>to</w:t>
-      </w:r>
-      <w:proofErr w:type="spellEnd"/>
-      <w:r>
-        <w:t>-Speech-Systeme heute in vielen Anwendungsbereichen eingesetzt werden, etwa in Assistenzsystemen, Navigationslösungen, Lernanwendungen oder barrierefreien Technologien. Gleichzeitig wird die Qualität solcher Systeme nicht nur durch die natürliche Klangfarbe der Stimme bestimmt, sondern auch dadurch, wie robust sie unter realen Störbedingungen verständlich bleibt. Besonders Hintergrundrauschen kann die Wahrnehmung und die automatische Verarbeitung von Sprache deutlich beeinflussen.</w:t>
-      </w:r>
-    </w:p>
-    <w:p>
-      <w:pPr>
-        <w:spacing w:before="240" w:after="240"/>
-      </w:pPr>
-      <w:r>
-        <w:t>Aus diesem Grund beschäftigt sich diese Arbeit mit der Frage, wie sich verschiedene Arten von Noise auf die Verständlichkeit synthetischer Sprache auswirken. Ziel ist es, nicht nur die akustischen Eigenschaften unterschiedlicher Rauscharten zu betrachten, sondern auch eine reproduzierbare und objektive Methode zur Bewertung der Verständlichkeit zu entwickeln. Dafür werden synthetische Sprachaufnahmen mit verschiedenen Noise-Typen überlagert und anschließend automatisch ausgewertet.</w:t>
+        <w:t>Die Verständlichkeit synthetisch erzeugter Sprache gewinnt zunehmend an Bedeutung, da Text-to-Speech-Systeme heute in vielen Anwendungsbereichen eingesetzt werden, etwa in Assistenzsystemen, Navigationslösungen, Lernanwendungen oder barrierefreien Technologien. Gleichzeitig wird die Qualität solcher Systeme nicht nur durch die natürliche Klangfarbe der Stimme bestimmt, sondern auch dadurch, wie robust sie unter realen Störbedingungen verständlich bleibt. Besonders Hintergrundrauschen kann die Wahrnehmung und die automatische Verarbeitung von Sprache deutlich beeinflussen.</w:t>
+      </w:r>
+    </w:p>
+    <w:p>
+      <w:pPr>
+        <w:spacing w:before="240" w:after="240"/>
+      </w:pPr>
+      <w:r>
+        <w:t>Daraus ergibt sich die folgende Forschungsfrage: Wie unterscheidet sich die automatische Erkennbarkeit männlicher und weiblicher Piper-Stimmen unter weißem, rosa und blauem Rauschen im SNR-Bereich von 0 bis 20 dB, gemessen anhand von Wort- und Zeichenfehlerrate mit dem Spracherkennungsmodell Whisper? Ergänzend wird untersucht, welche akustischen Eigenschaften einer synthetischen Stimme ihre Robustheit gegenüber Rauschen beeinflussen.</w:t>
+      </w:r>
+    </w:p>
+    <w:p>
+      <w:pPr>
+        <w:spacing w:before="240" w:after="240"/>
+      </w:pPr>
+      <w:r>
+        <w:t>Um diese Frage zu beantworten, verfolgt die Arbeit das Ziel, nicht nur die akustischen Eigenschaften unterschiedlicher Rauscharten zu betrachten, sondern auch eine reproduzierbare und objektive Methode zur Bewertung der Verständlichkeit zu entwickeln. Dafür werden synthetische Sprachaufnahmen mit verschiedenen Noise-Typen überlagert und anschließend automatisch ausgewertet.</w:t>
       </w:r>
     </w:p>
     <w:p>
@@ -2255,7 +2255,19 @@
       </w:r>
       <w:proofErr w:type="spellEnd"/>
       <w:r>
-        <w:t xml:space="preserve"> sind standardisierte Sätze, die in der Sprach- und Akustikforschung verwendet werden, um Sprachverständlichkeit unter kontrollierten Bedingungen zu untersuchen. Sie sind phonetisch ausgewogen aufgebaut und decken viele typische Lautkombinationen der englischen Sprache ab. Dadurch eignen sie sich besonders gut für objektive Tests, bei denen verschiedene Aufnahmen oder Störbedingungen miteinander verglichen werden sollen [Loizou, 2013; IEEE, 1969].</w:t>
+        <w:t xml:space="preserve"> sind standardisierte Sätze, die in der Sprach- und Akustikforschung verwendet werden, um Sprachverständlichkeit unter kontrollierten Bedingungen zu untersuchen. Sie sind phonetisch ausgewogen aufgebaut und decken viele typische Lautkombinationen der englischen Sprache ab. Dadurch eignen sie sich besonders gut für objektive Tests, bei denen verschiedene Aufnahmen oder Störbedingungen miteinander verglichen werden sollen </w:t>
+      </w:r>
+      <w:r>
+        <w:t>(</w:t>
+      </w:r>
+      <w:r>
+        <w:t>Loizou, 2013; IEEE, 1969</w:t>
+      </w:r>
+      <w:r>
+        <w:t>)</w:t>
+      </w:r>
+      <w:r>
+        <w:t>.</w:t>
       </w:r>
     </w:p>
     <w:p>
@@ -2271,7 +2283,19 @@
       </w:r>
       <w:proofErr w:type="spellEnd"/>
       <w:r>
-        <w:t xml:space="preserve"> als Referenzmaterial für die Bewertung der Spracherkennung. Da sie klar strukturiert und sprachlich vergleichsweise konstant sind, ermöglichen sie reproduzierbarere Ergebnisse als frei formulierte Sätze. Besonders für die systematische Analyse der Verständlichkeit unter Noise-Bedingungen sind sie daher ein geeignetes Testmaterial [Loizou, 2013; IEEE, 1969].</w:t>
+        <w:t xml:space="preserve"> als Referenzmaterial für die Bewertung der Spracherkennung. Da sie klar strukturiert und sprachlich vergleichsweise konstant sind, ermöglichen sie reproduzierbarere Ergebnisse als frei formulierte Sätze. Besonders für die systematische Analyse der Verständlichkeit unter Noise-Bedingungen sind sie daher ein geeignetes Testmaterial </w:t>
+      </w:r>
+      <w:r>
+        <w:t>(</w:t>
+      </w:r>
+      <w:r>
+        <w:t>Loizou, 2013; IEEE, 1969</w:t>
+      </w:r>
+      <w:r>
+        <w:t>)</w:t>
+      </w:r>
+      <w:r>
+        <w:t>.</w:t>
       </w:r>
     </w:p>
     <w:p>
@@ -2293,15 +2317,19 @@
         <w:spacing w:before="240" w:after="240"/>
       </w:pPr>
       <w:r>
-        <w:t>Piper-Stimmen sind synthetische Stimmen, die mit dem Open-Source-Text-</w:t>
-      </w:r>
-      <w:proofErr w:type="spellStart"/>
-      <w:r>
-        <w:t>to</w:t>
-      </w:r>
-      <w:proofErr w:type="spellEnd"/>
-      <w:r>
-        <w:t>-Speech-System Piper erzeugt werden. Piper wandelt geschriebenen Text in gesprochene Sprache um und verwendet dabei trainierte Sprachmodelle, um eine natürlich klingende Sprachausgabe zu erzeugen. Je nach Modell unterscheiden sich die Stimmen in Geschlecht, Klangfarbe, Sprechweise und Qualität. Dadurch können verschiedene Stimmen für Experimente ausgewählt werden, ohne dass reale Sprecherinnen oder Sprecher aufgenommen werden müssen [Piper, 2026].</w:t>
+        <w:t xml:space="preserve">Piper-Stimmen sind synthetische Stimmen, die mit dem Open-Source-Text-to-Speech-System Piper erzeugt werden. Piper wandelt geschriebenen Text in gesprochene Sprache um und verwendet dabei trainierte Sprachmodelle, um eine natürlich klingende Sprachausgabe zu erzeugen. Je nach Modell unterscheiden sich die Stimmen in Geschlecht, Klangfarbe, Sprechweise und Qualität. Dadurch können verschiedene Stimmen für Experimente ausgewählt werden, ohne dass reale Sprecherinnen oder Sprecher aufgenommen werden müssen </w:t>
+      </w:r>
+      <w:r>
+        <w:t>(</w:t>
+      </w:r>
+      <w:r>
+        <w:t>Piper, 2026</w:t>
+      </w:r>
+      <w:r>
+        <w:t>)</w:t>
+      </w:r>
+      <w:r>
+        <w:t>.</w:t>
       </w:r>
     </w:p>
     <w:p>
@@ -2381,7 +2409,19 @@
       </w:r>
       <w:proofErr w:type="spellEnd"/>
       <w:r>
-        <w:t>. Alle verwendeten Stimmen stammen aus dem US-Englischen, um die sprachliche Basis möglichst einheitlich zu halten. Die Auswahl wurde zusätzlich so getroffen, dass sowohl männliche als auch weibliche Stimmen berücksichtigt werden, um unterschiedliche stimmliche Eigenschaften innerhalb derselben Sprachvariante vergleichen zu können [Piper, 2026].</w:t>
+        <w:t xml:space="preserve">. Alle verwendeten Stimmen stammen aus dem US-Englischen, um die sprachliche Basis möglichst einheitlich zu halten. Die Auswahl wurde zusätzlich so getroffen, dass sowohl männliche als auch weibliche Stimmen berücksichtigt werden, um unterschiedliche stimmliche Eigenschaften innerhalb derselben Sprachvariante vergleichen zu können </w:t>
+      </w:r>
+      <w:r>
+        <w:t>(</w:t>
+      </w:r>
+      <w:r>
+        <w:t>Piper, 2026</w:t>
+      </w:r>
+      <w:r>
+        <w:t>)</w:t>
+      </w:r>
+      <w:r>
+        <w:t>.</w:t>
       </w:r>
     </w:p>
     <w:p>
@@ -2411,15 +2451,39 @@
         <w:spacing w:before="240" w:after="240"/>
       </w:pPr>
       <w:r>
-        <w:t>Pink Noise besitzt mehr Energie in den tieferen Frequenzen und ähnelt dadurch stärker natürlichen Umgebungsgeräuschen wie Verkehr, Gesprächen oder Klimaanlagen. Es wird häufig in der Akustik und Audioforschung verwendet, da es realistischere Hörbedingungen simuliert [Molina, 2020; Loizou, 2013].</w:t>
-      </w:r>
-    </w:p>
-    <w:p>
-      <w:pPr>
-        <w:spacing w:before="240" w:after="240"/>
-      </w:pPr>
-      <w:r>
-        <w:t>Blue Noise verstärkt höhere Frequenzen und beeinflusst dadurch besonders Zischlaute und Konsonanten. Es eignet sich daher, um zu untersuchen, wie gut synthetische Stimmen wichtige Sprachdetails unter hochfrequentem Rauschen erhalten [Molina, 2020].</w:t>
+        <w:t xml:space="preserve">Pink Noise besitzt mehr Energie in den tieferen Frequenzen und ähnelt dadurch stärker natürlichen Umgebungsgeräuschen wie Verkehr, Gesprächen oder Klimaanlagen. Es wird häufig in der Akustik und Audioforschung verwendet, da es realistischere Hörbedingungen simuliert </w:t>
+      </w:r>
+      <w:r>
+        <w:t>(</w:t>
+      </w:r>
+      <w:r>
+        <w:t>Molina, 2020; Loizou, 2013</w:t>
+      </w:r>
+      <w:r>
+        <w:t>)</w:t>
+      </w:r>
+      <w:r>
+        <w:t>.</w:t>
+      </w:r>
+    </w:p>
+    <w:p>
+      <w:pPr>
+        <w:spacing w:before="240" w:after="240"/>
+      </w:pPr>
+      <w:r>
+        <w:t xml:space="preserve">Blue Noise verstärkt höhere Frequenzen und beeinflusst dadurch besonders Zischlaute und Konsonanten. Es eignet sich daher, um zu untersuchen, wie gut synthetische Stimmen wichtige Sprachdetails unter hochfrequentem Rauschen erhalten </w:t>
+      </w:r>
+      <w:r>
+        <w:t>(</w:t>
+      </w:r>
+      <w:r>
+        <w:t>Molina, 2020</w:t>
+      </w:r>
+      <w:r>
+        <w:t>)</w:t>
+      </w:r>
+      <w:r>
+        <w:t>.</w:t>
       </w:r>
     </w:p>
     <w:p>
@@ -2428,7 +2492,19 @@
       </w:pPr>
       <w:r>
         <w:lastRenderedPageBreak/>
-        <w:t>Die drei Noise-Typen wurden gewählt, weil sie unterschiedliche Frequenzbereiche betonen und dadurch verschiedene akustische Störsituationen abbilden. Auf diese Weise lässt sich die Verständlichkeit der Stimmen unter mehreren Bedingungen systematisch vergleichen [Loizou, 2013].</w:t>
+        <w:t xml:space="preserve">Die drei Noise-Typen wurden gewählt, weil sie unterschiedliche Frequenzbereiche betonen und dadurch verschiedene akustische Störsituationen abbilden. Auf diese Weise lässt sich die Verständlichkeit der Stimmen unter mehreren Bedingungen systematisch vergleichen </w:t>
+      </w:r>
+      <w:r>
+        <w:t>(</w:t>
+      </w:r>
+      <w:r>
+        <w:t>Loizou, 2013</w:t>
+      </w:r>
+      <w:r>
+        <w:t>)</w:t>
+      </w:r>
+      <w:r>
+        <w:t>.</w:t>
       </w:r>
     </w:p>
     <w:p>
@@ -2450,31 +2526,15 @@
         <w:spacing w:before="240" w:after="240"/>
       </w:pPr>
       <w:r>
-        <w:t>In dieser Arbeit wurde das Störsignal nicht anhand eines exakt berechneten Signal-</w:t>
-      </w:r>
-      <w:proofErr w:type="spellStart"/>
-      <w:r>
-        <w:t>to</w:t>
-      </w:r>
-      <w:proofErr w:type="spellEnd"/>
-      <w:r>
-        <w:t>-Noise-Ratio-Werts skaliert. Stattdessen wurde eine konstante Rauschamplitude verwendet, die für alle synthetisch erzeugten Sprachsignale identisch war. Dieses Vorgehen wurde gewählt, da der Fokus der Untersuchung nicht auf einer präzisen akustischen Kalibrierung einzelner Audiodateien lag, sondern auf einem vergleichbaren und reproduzierbaren Versuchsaufbau zur Analyse der Reaktion auf unterschiedliche Rauscharten.</w:t>
-      </w:r>
-    </w:p>
-    <w:p>
-      <w:pPr>
-        <w:spacing w:before="240" w:after="240"/>
-      </w:pPr>
-      <w:r>
-        <w:t>Die Verwendung einer konstanten Amplitude ermöglicht eine einfache und transparente Generierung verrauschter Audiodaten. Da alle Sprachsamples mit derselben Text-</w:t>
-      </w:r>
-      <w:proofErr w:type="spellStart"/>
-      <w:r>
-        <w:t>to</w:t>
-      </w:r>
-      <w:proofErr w:type="spellEnd"/>
-      <w:r>
-        <w:t>-Speech-Stimme, identischer Synthesekonfiguration und vergleichbarer Lautstärke erzeugt wurden, kann die Rauschbeimischung als konsistente experimentelle Störbedingung betrachtet werden. Die erzeugten Audiodaten erlauben somit einen relativen Vergleich zwischen weißem, pinkem und blauem Rauschen.</w:t>
+        <w:t>In dieser Arbeit wurde das Störsignal nicht anhand eines exakt berechneten Signal-to-Noise-Ratio-Werts skaliert. Stattdessen wurde eine konstante Rauschamplitude verwendet, die für alle synthetisch erzeugten Sprachsignale identisch war. Dieses Vorgehen wurde gewählt, da der Fokus der Untersuchung nicht auf einer präzisen akustischen Kalibrierung einzelner Audiodateien lag, sondern auf einem vergleichbaren und reproduzierbaren Versuchsaufbau zur Analyse der Reaktion auf unterschiedliche Rauscharten.</w:t>
+      </w:r>
+    </w:p>
+    <w:p>
+      <w:pPr>
+        <w:spacing w:before="240" w:after="240"/>
+      </w:pPr>
+      <w:r>
+        <w:t>Die Verwendung einer konstanten Amplitude ermöglicht eine einfache und transparente Generierung verrauschter Audiodaten. Da alle Sprachsamples mit derselben Text-to-Speech-Stimme, identischer Synthesekonfiguration und vergleichbarer Lautstärke erzeugt wurden, kann die Rauschbeimischung als konsistente experimentelle Störbedingung betrachtet werden. Die erzeugten Audiodaten erlauben somit einen relativen Vergleich zwischen weißem, pinkem und blauem Rauschen.</w:t>
       </w:r>
     </w:p>
     <w:p>
@@ -2544,15 +2604,7 @@
         <w:spacing w:before="240" w:after="240"/>
       </w:pPr>
       <w:r>
-        <w:t>Ein Nachteil war jedoch, dass die Rauschamplitude zwar relativ zu einer Basisamplitude skaliert werden kann, diese Skalierung aber nicht sauber an eine analytische Definition von Lautstärke gekoppelt ist. Die verwendeten Stufen orientieren sich zwar an der dB-Logik des Signal-</w:t>
-      </w:r>
-      <w:proofErr w:type="spellStart"/>
-      <w:r>
-        <w:t>to</w:t>
-      </w:r>
-      <w:proofErr w:type="spellEnd"/>
-      <w:r>
-        <w:t>-Noise Ratio, stellen jedoch keine exakt RMS-kalibrierten SNR-Werte dar. Das ist problematisch, wenn Noise nicht nur grob, sondern kontrolliert und vergleichbar eingefügt werden soll.</w:t>
+        <w:t>Ein Nachteil war jedoch, dass die Rauschamplitude zwar relativ zu einer Basisamplitude skaliert werden kann, diese Skalierung aber nicht sauber an eine analytische Definition von Lautstärke gekoppelt ist. Die verwendeten Stufen orientieren sich zwar an der dB-Logik des Signal-to-Noise Ratio, stellen jedoch keine exakt RMS-kalibrierten SNR-Werte dar. Das ist problematisch, wenn Noise nicht nur grob, sondern kontrolliert und vergleichbar eingefügt werden soll.</w:t>
       </w:r>
     </w:p>
     <w:p>
@@ -2658,7 +2710,13 @@
         <w:spacing w:before="240" w:after="240"/>
       </w:pPr>
       <w:r>
-        <w:t>Für die automatische Bewertung der Sprachverständlichkeit wurde das Open-Source-Spracherkennungsmodell Whisper eingesetzt. Whisper transkribiert die von Piper erzeugten und mit Noise überlagerten Audiodateien automatisch in Text, wodurch eine objektive Weiterverarbeitung der Sprachdaten möglich wird. Die erzeugte Transkription wird anschließend mit dem ursprünglichen Referenzsatz verglichen, um Abweichungen zwischen Soll- und Ist-Ausgabe zu bestimmen. Zur Bewertung wird dabei die Word Error Rate (WER) verwendet. Diese Kennzahl misst, wie viele Wörter korrekt erkannt wurden und wie viele Wörter falsch erkannt, ausgelassen oder ersetzt wurden. Eine niedrige WER steht somit für eine hohe Sprachverständlichkeit. Durch diese Methode lässt sich die Verständlichkeit synthetischer Stimmen unter verschiedenen Noise-Bedingungen reproduzierbar und systematisch vergleichen.</w:t>
+        <w:t>Für die automatische Bewertung der Sprachverständlichkeit wurde das von OpenAI (2022) veröffentlichte Open-Source-Spracherkennungsmodell Whisper eingesetzt.</w:t>
+      </w:r>
+      <w:r>
+        <w:t xml:space="preserve"> </w:t>
+      </w:r>
+      <w:r>
+        <w:t>Whisper transkribiert die von Piper erzeugten und mit Noise überlagerten Audiodateien automatisch in Text, wodurch eine objektive Weiterverarbeitung der Sprachdaten möglich wird. Die erzeugte Transkription wird anschließend mit dem ursprünglichen Referenzsatz verglichen, um Abweichungen zwischen Soll- und Ist-Ausgabe zu bestimmen. Zur Bewertung wird dabei die Word Error Rate (WER) verwendet. Diese Kennzahl misst, wie viele Wörter korrekt erkannt wurden und wie viele Wörter falsch erkannt, ausgelassen oder ersetzt wurden. Eine niedrige WER steht somit für eine hohe Sprachverständlichkeit. Durch diese Methode lässt sich die Verständlichkeit synthetischer Stimmen unter verschiedenen Noise-Bedingungen reproduzierbar und systematisch vergleichen.</w:t>
       </w:r>
     </w:p>
     <w:p>
@@ -2690,7 +2748,6 @@
       <w:r>
         <w:t xml:space="preserve"> oder </w:t>
       </w:r>
-      <w:proofErr w:type="spellStart"/>
       <w:r>
         <w:rPr>
           <w:b/>
@@ -2698,7 +2755,6 @@
         </w:rPr>
         <w:t>small</w:t>
       </w:r>
-      <w:proofErr w:type="spellEnd"/>
       <w:r>
         <w:t xml:space="preserve"> liefert Turbo in der Regel robustere Transkriptionen, insbesondere bei verrauschten Audiodaten, bei denen kleinere Modelle häufiger Fehler machen oder unvollständige Ergebnisse erzeugen können. Gleichzeitig ist Turbo effizient genug, um auch größere Mengen an Audiodateien in angemessener Zeit zu verarbeiten, was für unsere Auswertung auf einer dedizierten Grafikkarte entscheidend war.</w:t>
       </w:r>
@@ -2717,6 +2773,26 @@
       <w:proofErr w:type="gramEnd"/>
       <w:r>
         <w:t xml:space="preserve"> robust gegenüber Hintergrundrauschen, was das Modell für die Auswertung verrauschter Audiodaten zusätzlich prädestiniert. Insgesamt war Turbo daher die passendste Wahl für unsere Experimente, da es sowohl methodisch als auch praktisch die Anforderungen an Genauigkeit, Geschwindigkeit und Stabilität am besten erfüllt hat.</w:t>
+      </w:r>
+    </w:p>
+    <w:p>
+      <w:pPr>
+        <w:spacing w:before="240" w:after="240"/>
+      </w:pPr>
+      <w:r>
+        <w:t>Stichprobenumfang: Für jede der sechs Piper-Stimmen wurde der vollständige, standardisierte Harvard-</w:t>
+      </w:r>
+      <w:proofErr w:type="spellStart"/>
+      <w:r>
+        <w:t>Sentences</w:t>
+      </w:r>
+      <w:proofErr w:type="spellEnd"/>
+      <w:r>
+        <w:t xml:space="preserve">-Korpus mit 720 Sätzen synthetisiert. Jeder dieser 720 Sätze pro Stimme </w:t>
+      </w:r>
+      <w:r>
+        <w:lastRenderedPageBreak/>
+        <w:t>wurde mit allen drei Rauschtypen (White, Pink, Blue Noise) bei den fünf SNR-Stufen 0, 5, 10, 15 und 20 dB überlagert. Daraus ergibt sich eine Gesamtzahl von 720 mal 6 mal 3 mal 5 gleich 64.800 ausgewerteten Audiodateien, die jeweils einzeln durch Whisper transkribiert und mit dem Referenzsatz verglichen wurden.</w:t>
       </w:r>
     </w:p>
     <w:p>
@@ -2835,14 +2911,27 @@
       <w:r>
         <w:t xml:space="preserve">Abbildung </w:t>
       </w:r>
-      <w:fldSimple w:instr=" SEQ Abbildung \* ARABIC ">
-        <w:r>
-          <w:rPr>
-            <w:noProof/>
-          </w:rPr>
-          <w:t>1</w:t>
-        </w:r>
-      </w:fldSimple>
+      <w:r>
+        <w:fldChar w:fldCharType="begin"/>
+      </w:r>
+      <w:r>
+        <w:instrText xml:space="preserve"> SEQ Abbildung \* ARABIC </w:instrText>
+      </w:r>
+      <w:r>
+        <w:fldChar w:fldCharType="separate"/>
+      </w:r>
+      <w:r>
+        <w:rPr>
+          <w:noProof/>
+        </w:rPr>
+        <w:t>1</w:t>
+      </w:r>
+      <w:r>
+        <w:rPr>
+          <w:noProof/>
+        </w:rPr>
+        <w:fldChar w:fldCharType="end"/>
+      </w:r>
       <w:r>
         <w:t xml:space="preserve"> </w:t>
       </w:r>
@@ -2921,14 +3010,27 @@
       <w:r>
         <w:t xml:space="preserve">Abbildung </w:t>
       </w:r>
-      <w:fldSimple w:instr=" SEQ Abbildung \* ARABIC ">
-        <w:r>
-          <w:rPr>
-            <w:noProof/>
-          </w:rPr>
-          <w:t>2</w:t>
-        </w:r>
-      </w:fldSimple>
+      <w:r>
+        <w:fldChar w:fldCharType="begin"/>
+      </w:r>
+      <w:r>
+        <w:instrText xml:space="preserve"> SEQ Abbildung \* ARABIC </w:instrText>
+      </w:r>
+      <w:r>
+        <w:fldChar w:fldCharType="separate"/>
+      </w:r>
+      <w:r>
+        <w:rPr>
+          <w:noProof/>
+        </w:rPr>
+        <w:t>2</w:t>
+      </w:r>
+      <w:r>
+        <w:rPr>
+          <w:noProof/>
+        </w:rPr>
+        <w:fldChar w:fldCharType="end"/>
+      </w:r>
       <w:r>
         <w:t xml:space="preserve"> </w:t>
       </w:r>
@@ -3027,64 +3129,17 @@
       <w:r>
         <w:t xml:space="preserve">Mit der korrekten Geschlechterzuordnung </w:t>
       </w:r>
-      <w:proofErr w:type="gramStart"/>
-      <w:r>
-        <w:t>( weiblich</w:t>
-      </w:r>
-      <w:proofErr w:type="gramEnd"/>
-      <w:r>
-        <w:t xml:space="preserve">: </w:t>
-      </w:r>
-      <w:proofErr w:type="spellStart"/>
-      <w:r>
-        <w:t>amy</w:t>
-      </w:r>
-      <w:proofErr w:type="spellEnd"/>
-      <w:r>
-        <w:t xml:space="preserve">, </w:t>
-      </w:r>
-      <w:proofErr w:type="spellStart"/>
-      <w:r>
-        <w:t>kristin</w:t>
-      </w:r>
-      <w:proofErr w:type="spellEnd"/>
-      <w:r>
-        <w:t xml:space="preserve">, </w:t>
-      </w:r>
-      <w:proofErr w:type="spellStart"/>
-      <w:r>
-        <w:t>lessac</w:t>
-      </w:r>
-      <w:proofErr w:type="spellEnd"/>
-      <w:r>
-        <w:t xml:space="preserve">; männlich: </w:t>
-      </w:r>
-      <w:proofErr w:type="spellStart"/>
-      <w:r>
-        <w:t>ryan</w:t>
-      </w:r>
-      <w:proofErr w:type="spellEnd"/>
-      <w:r>
-        <w:t xml:space="preserve">, </w:t>
-      </w:r>
-      <w:proofErr w:type="spellStart"/>
-      <w:r>
-        <w:t>joe</w:t>
-      </w:r>
-      <w:proofErr w:type="spellEnd"/>
-      <w:r>
-        <w:t xml:space="preserve">, </w:t>
-      </w:r>
-      <w:proofErr w:type="spellStart"/>
-      <w:proofErr w:type="gramStart"/>
-      <w:r>
-        <w:t>danny</w:t>
-      </w:r>
-      <w:proofErr w:type="spellEnd"/>
-      <w:r>
-        <w:t xml:space="preserve"> )</w:t>
-      </w:r>
-      <w:proofErr w:type="gramEnd"/>
+      <w:r>
+        <w:t xml:space="preserve">(weiblich: Amy, Kristin, </w:t>
+      </w:r>
+      <w:proofErr w:type="spellStart"/>
+      <w:r>
+        <w:t>Lessac</w:t>
+      </w:r>
+      <w:proofErr w:type="spellEnd"/>
+      <w:r>
+        <w:t>; männlich: Ryan, Joe, Danny)</w:t>
+      </w:r>
       <w:r>
         <w:t xml:space="preserve"> ergibt sich eine bemerkenswerte Verteilung im Robustheitsranking. Die drei weiblichen Stimmen belegen die Plätze 1, 3 und 5, die drei männlichen Stimmen die Plätze 2, 4 und 6</w:t>
       </w:r>
@@ -3128,7 +3183,7 @@
             <w:rPr>
               <w:rFonts w:ascii="Cardo" w:eastAsia="Cardo" w:hAnsi="Cardo" w:cs="Cardo"/>
             </w:rPr>
-            <w:t xml:space="preserve"> (~10,4 % WER bei 0 dB White Noise) → </w:t>
+            <w:t xml:space="preserve"> (~10 % WER bei 0 dB White Noise) → </w:t>
           </w:r>
           <w:proofErr w:type="spellStart"/>
           <w:r>
@@ -3313,6 +3368,9 @@
         <w:t>3</w:t>
       </w:r>
       <w:r>
+        <w:rPr>
+          <w:noProof/>
+        </w:rPr>
         <w:fldChar w:fldCharType="end"/>
       </w:r>
       <w:r>
@@ -3419,6 +3477,9 @@
         <w:t>4</w:t>
       </w:r>
       <w:r>
+        <w:rPr>
+          <w:noProof/>
+        </w:rPr>
         <w:fldChar w:fldCharType="end"/>
       </w:r>
       <w:r>
@@ -3526,6 +3587,9 @@
         <w:t>5</w:t>
       </w:r>
       <w:r>
+        <w:rPr>
+          <w:noProof/>
+        </w:rPr>
         <w:fldChar w:fldCharType="end"/>
       </w:r>
       <w:r>
@@ -3632,6 +3696,9 @@
         <w:t>6</w:t>
       </w:r>
       <w:r>
+        <w:rPr>
+          <w:noProof/>
+        </w:rPr>
         <w:fldChar w:fldCharType="end"/>
       </w:r>
       <w:r>
@@ -3639,13 +3706,21 @@
       </w:r>
       <w:proofErr w:type="spellStart"/>
       <w:r>
-        <w:t>wer_heatmap_en_US-</w:t>
-      </w:r>
-      <w:r>
-        <w:t>danny-low</w:t>
+        <w:t>wer_heatmap_en_US</w:t>
+      </w:r>
+      <w:proofErr w:type="spellEnd"/>
+      <w:r>
+        <w:t>-</w:t>
+      </w:r>
+      <w:proofErr w:type="spellStart"/>
+      <w:r>
+        <w:t>danny</w:t>
+      </w:r>
+      <w:proofErr w:type="spellEnd"/>
+      <w:r>
+        <w:t>-low</w:t>
       </w:r>
       <w:bookmarkEnd w:id="22"/>
-      <w:proofErr w:type="spellEnd"/>
     </w:p>
     <w:p>
       <w:pPr>
@@ -3731,6 +3806,9 @@
         <w:t>7</w:t>
       </w:r>
       <w:r>
+        <w:rPr>
+          <w:noProof/>
+        </w:rPr>
         <w:fldChar w:fldCharType="end"/>
       </w:r>
       <w:r>
@@ -3837,6 +3915,9 @@
         <w:t>8</w:t>
       </w:r>
       <w:r>
+        <w:rPr>
+          <w:noProof/>
+        </w:rPr>
         <w:fldChar w:fldCharType="end"/>
       </w:r>
       <w:r>
@@ -3938,41 +4019,19 @@
         <w:t>Synthesequalität als dominanter Faktor:</w:t>
       </w:r>
       <w:r>
-        <w:t xml:space="preserve"> Danny verwendet als einzige Stimme die Qualitätsstufe „</w:t>
-      </w:r>
-      <w:proofErr w:type="spellStart"/>
-      <w:r>
-        <w:t>low</w:t>
-      </w:r>
-      <w:proofErr w:type="spellEnd"/>
-      <w:r>
-        <w:t>" statt „medium". Die erhöhten Fehlerwerte (~27 % WER bei 0 dB</w:t>
+        <w:t xml:space="preserve"> Danny verwendet als einzige Stimme die Qualitätsstufe „low" statt „medium". Die erhöhten Fehlerwerte (~27 % WER bei 0 dB</w:t>
       </w:r>
       <w:r>
         <w:t xml:space="preserve">, </w:t>
       </w:r>
       <w:r>
-        <w:t>Abbildu</w:t>
-      </w:r>
-      <w:r>
-        <w:t>n</w:t>
-      </w:r>
-      <w:r>
-        <w:t xml:space="preserve">g </w:t>
+        <w:t xml:space="preserve">Abbildung </w:t>
       </w:r>
       <w:r>
         <w:t>6</w:t>
       </w:r>
       <w:r>
-        <w:t>) sind daher nicht zwingend auf Stimmcharakter oder Geschlecht zurückzuführen, sondern dürften zumindest teilweise auf die geringere Modellkapazität zurückgehen. Ein „</w:t>
-      </w:r>
-      <w:proofErr w:type="spellStart"/>
-      <w:r>
-        <w:t>low</w:t>
-      </w:r>
-      <w:proofErr w:type="spellEnd"/>
-      <w:r>
-        <w:t xml:space="preserve">"-Modell erzeugt Sprache mit weniger präzisen </w:t>
+        <w:t xml:space="preserve">) sind daher nicht zwingend auf Stimmcharakter oder Geschlecht zurückzuführen, sondern dürften zumindest teilweise auf die geringere Modellkapazität zurückgehen. Ein „low"-Modell erzeugt Sprache mit weniger präzisen </w:t>
       </w:r>
       <w:proofErr w:type="spellStart"/>
       <w:r>
@@ -4083,23 +4142,13 @@
       </w:r>
       <w:proofErr w:type="spellEnd"/>
       <w:r>
-        <w:t xml:space="preserve"> dort bereits unter 2 % liegt. Diese persistente Schwäche über alle SNR-Stufen hinweg legt nahe, dass das Problem nicht primär in der Rauschempfindlichkeit liegt, sondern in einer grundlegenden Inkompatibilität zwischen </w:t>
-      </w:r>
-      <w:proofErr w:type="spellStart"/>
-      <w:r>
-        <w:t>joes</w:t>
-      </w:r>
-      <w:proofErr w:type="spellEnd"/>
-      <w:r>
-        <w:t xml:space="preserve"> Synthesecharakteristik und </w:t>
-      </w:r>
-      <w:proofErr w:type="spellStart"/>
-      <w:r>
-        <w:t>Whispers</w:t>
-      </w:r>
-      <w:proofErr w:type="spellEnd"/>
-      <w:r>
-        <w:t xml:space="preserve"> Trainingsverteilung. Whisper wurde auf natürlichen menschlichen Stimmen trainiert (Radford et al., 2022)</w:t>
+        <w:t xml:space="preserve"> dort bereits unter 2 % liegt. Diese persistente Schwäche über alle SNR-Stufen hinweg legt nahe, </w:t>
+      </w:r>
+      <w:r>
+        <w:t>dass das Problem nicht primär in der Rauschempfindlichkeit liegt, sondern in einer grundlegenden Inkompatibilität zwischen der Synthesecharakteristik von Joe und der Trainingsverteilung von Whisper.</w:t>
+      </w:r>
+      <w:r>
+        <w:t xml:space="preserve"> Whisper wurde auf natürlichen menschlichen Stimmen trainiert (Radford et al., 2022)</w:t>
       </w:r>
       <w:r>
         <w:t>. S</w:t>
@@ -4116,11 +4165,11 @@
     </w:p>
     <w:p>
       <w:pPr>
+        <w:pStyle w:val="Listenabsatz"/>
         <w:numPr>
           <w:ilvl w:val="0"/>
           <w:numId w:val="2"/>
         </w:numPr>
-        <w:spacing w:after="240"/>
       </w:pPr>
       <w:r>
         <w:rPr>
@@ -4141,10 +4190,7 @@
         <w:t xml:space="preserve"> erreichen ihr Minimalfehlerniveau bereits bei etwa 10 dB SNR</w:t>
       </w:r>
       <w:r>
-        <w:t xml:space="preserve"> </w:t>
-      </w:r>
-      <w:r>
-        <w:t xml:space="preserve">(Abbildung </w:t>
+        <w:t xml:space="preserve"> (Abbildung </w:t>
       </w:r>
       <w:r>
         <w:t>3</w:t>
@@ -4167,14 +4213,20 @@
       </w:r>
       <w:proofErr w:type="spellEnd"/>
       <w:r>
-        <w:t xml:space="preserve"> auch bei 20 dB noch keinen stabilen Tiefstand erreicht hat. Stimmen, die früh </w:t>
+        <w:t xml:space="preserve"> auch bei 20 dB noch keinen stabilen Tiefstand erreicht hat. Stimmen, die früh konvergieren, sind für reale Anwendungen unter wechselnden Rauschbedingungen </w:t>
       </w:r>
       <w:r>
         <w:lastRenderedPageBreak/>
-        <w:t xml:space="preserve">konvergieren, sind für reale Anwendungen unter wechselnden Rauschbedingungen besser geeignet, da sie bereits bei moderatem SNR </w:t>
+        <w:t>besser geeignet, da sie bereits bei moderatem SNR</w:t>
       </w:r>
       <w:bookmarkStart w:id="26" w:name="_heading=h.qtzhmwyofcf7" w:colFirst="0" w:colLast="0"/>
       <w:bookmarkEnd w:id="26"/>
+      <w:r>
+        <w:t xml:space="preserve"> </w:t>
+      </w:r>
+      <w:r>
+        <w:t>ein stabiles Erkennungsniveau erreichen und damit vorhersehbarer nutzbar sind als Stimmen mit langsamer Konvergenz. Für praktische Anwendungen wie Assistenzsysteme oder Navigationslösungen ist dieses Konvergenzverhalten mindestens so relevant wie der reine Fehlerwert bei sehr niedrigem oder sehr hohem SNR, da reale Umgebungen meist im mittleren Störbereich liegen.</w:t>
+      </w:r>
     </w:p>
     <w:p>
       <w:pPr>
@@ -4193,14 +4245,7 @@
           <w:sz w:val="34"/>
           <w:szCs w:val="34"/>
         </w:rPr>
-        <w:t>Ei</w:t>
-      </w:r>
-      <w:r>
-        <w:rPr>
-          <w:sz w:val="34"/>
-          <w:szCs w:val="34"/>
-        </w:rPr>
-        <w:t>nordnung des SNR im Vergleich zum menschlichen Hören</w:t>
+        <w:t>Einordnung des SNR im Vergleich zum menschlichen Hören</w:t>
       </w:r>
     </w:p>
     <w:p>
@@ -4314,19 +4359,44 @@
       </w:r>
       <w:proofErr w:type="gramEnd"/>
       <w:r>
-        <w:t xml:space="preserve"> der von Whisper gemeldeten Ersetzungen nicht auf eine tatsächlich verringerte Verständlichkeit zurückzuführen ist, sondern auf Unterschiede zwischen gesprochener und verschrifteter Form. Mit 55,3 Prozent entfällt der größte Anteil auf Vertauschungen zwischen Funktionswörtern, allen voran den Austausch der Artikel a und </w:t>
-      </w:r>
-      <w:proofErr w:type="spellStart"/>
-      <w:r>
-        <w:t>the</w:t>
-      </w:r>
-      <w:proofErr w:type="spellEnd"/>
-      <w:r>
-        <w:t xml:space="preserve">, sowie auf Ersetzungen wie </w:t>
-      </w:r>
-      <w:proofErr w:type="spellStart"/>
-      <w:r>
-        <w:t>the</w:t>
+        <w:t xml:space="preserve"> der von Whisper gemeldeten Ersetzungen nicht auf eine tatsächlich verringerte Verständlichkeit zurückzuführen ist, sondern auf Unterschiede zwischen gesprochener und verschrifteter Form. Mit 55,3 Prozent entfällt der größte Anteil auf </w:t>
+      </w:r>
+      <w:r>
+        <w:lastRenderedPageBreak/>
+        <w:t xml:space="preserve">Vertauschungen zwischen Funktionswörtern, allen voran den Austausch der Artikel a und the, sowie auf Ersetzungen wie the zu </w:t>
+      </w:r>
+      <w:proofErr w:type="spellStart"/>
+      <w:r>
+        <w:t>this</w:t>
+      </w:r>
+      <w:proofErr w:type="spellEnd"/>
+      <w:r>
+        <w:t xml:space="preserve"> oder in zu and. Solche Fehler betreffen kurze, unbetonte und akustisch schwach markierte Wörter und stellen in ASR-Evaluationen ein bekanntes Grundrauschen dar. Weitere 12,9 Prozent der Substitutionen sind Umschriften von Zahlwörtern in Ziffern, etwa </w:t>
+      </w:r>
+      <w:proofErr w:type="spellStart"/>
+      <w:r>
+        <w:t>ten</w:t>
+      </w:r>
+      <w:proofErr w:type="spellEnd"/>
+      <w:r>
+        <w:t xml:space="preserve"> zu 10 oder </w:t>
+      </w:r>
+      <w:proofErr w:type="spellStart"/>
+      <w:r>
+        <w:t>thirty</w:t>
+      </w:r>
+      <w:proofErr w:type="spellEnd"/>
+      <w:r>
+        <w:t xml:space="preserve"> zu 30; hier wurde das gesprochene Wort korrekt erkannt und lediglich in einer anderen Schreibweise ausgegeben, was bei einem strikten Wortvergleich formal als Fehler gewertet wird, obwohl keine Verständlichkeitseinbuße vorliegt. Zusammengenommen gehen damit rund zwei Drittel aller Substitutionen auf Artefakte der Text- und Zahlnormalisierung zurück. Methodisch folgt daraus, dass die absolute Wortfehlerrate die tatsächliche akustisch bedingte Verständlichkeitsminderung tendenziell überzeichnet. Für den relativen Vergleich der Stimmen und Rauschtypen bleibt die WER dennoch aussagekräftig, da diese Artefakte alle Bedingungen in vergleichbarer Weise betreffen.</w:t>
+      </w:r>
+    </w:p>
+    <w:p>
+      <w:r>
+        <w:t xml:space="preserve">Die tatsächlich akustisch bedingten Verwechslungen betreffen vor allem die Wortendungen. Nur etwa ein Drittel der Substitutionen entfällt auf Inhaltswörter, und auch davon sind einige lediglich Schreibvarianten ohne akustischen Fehler, etwa </w:t>
+      </w:r>
+      <w:proofErr w:type="spellStart"/>
+      <w:r>
+        <w:t>busses</w:t>
       </w:r>
       <w:proofErr w:type="spellEnd"/>
       <w:r>
@@ -4334,40 +4404,15 @@
       </w:r>
       <w:proofErr w:type="spellStart"/>
       <w:r>
-        <w:t>this</w:t>
-      </w:r>
-      <w:proofErr w:type="spellEnd"/>
-      <w:r>
-        <w:t xml:space="preserve"> oder in zu and. Solche Fehler betreffen kurze, unbetonte und akustisch schwach markierte Wörter und stellen in ASR-Evaluationen ein bekanntes Grundrauschen dar. Weitere 12,9 Prozent der Substitutionen sind Umschriften von Zahlwörtern </w:t>
-      </w:r>
-      <w:r>
-        <w:lastRenderedPageBreak/>
-        <w:t xml:space="preserve">in Ziffern, etwa </w:t>
-      </w:r>
-      <w:proofErr w:type="spellStart"/>
-      <w:r>
-        <w:t>ten</w:t>
-      </w:r>
-      <w:proofErr w:type="spellEnd"/>
-      <w:r>
-        <w:t xml:space="preserve"> zu 10 oder </w:t>
-      </w:r>
-      <w:proofErr w:type="spellStart"/>
-      <w:r>
-        <w:t>thirty</w:t>
-      </w:r>
-      <w:proofErr w:type="spellEnd"/>
-      <w:r>
-        <w:t xml:space="preserve"> zu 30; hier wurde das gesprochene Wort korrekt erkannt und lediglich in einer anderen Schreibweise ausgegeben, was bei einem strikten Wortvergleich formal als Fehler gewertet wird, obwohl keine Verständlichkeitseinbuße vorliegt. Zusammengenommen gehen damit rund zwei Drittel aller Substitutionen auf Artefakte der Text- und Zahlnormalisierung zurück. Methodisch folgt daraus, dass die absolute Wortfehlerrate die tatsächliche akustisch bedingte Verständlichkeitsminderung tendenziell überzeichnet. Für den relativen Vergleich der Stimmen und Rauschtypen bleibt die WER dennoch aussagekräftig, da diese Artefakte alle Bedingungen in vergleichbarer Weise betreffen.</w:t>
-      </w:r>
-    </w:p>
-    <w:p>
-      <w:r>
-        <w:t xml:space="preserve">Die tatsächlich akustisch bedingten Verwechslungen betreffen vor allem die Wortendungen. Nur etwa ein Drittel der Substitutionen entfällt auf Inhaltswörter, und auch davon sind einige lediglich Schreibvarianten ohne akustischen Fehler, etwa </w:t>
-      </w:r>
-      <w:proofErr w:type="spellStart"/>
-      <w:r>
-        <w:t>busses</w:t>
+        <w:t>buses</w:t>
+      </w:r>
+      <w:proofErr w:type="spellEnd"/>
+      <w:r>
+        <w:t xml:space="preserve"> oder </w:t>
+      </w:r>
+      <w:proofErr w:type="spellStart"/>
+      <w:r>
+        <w:t>gray</w:t>
       </w:r>
       <w:proofErr w:type="spellEnd"/>
       <w:r>
@@ -4375,7 +4420,39 @@
       </w:r>
       <w:proofErr w:type="spellStart"/>
       <w:r>
-        <w:t>buses</w:t>
+        <w:t>grey</w:t>
+      </w:r>
+      <w:proofErr w:type="spellEnd"/>
+      <w:r>
+        <w:t xml:space="preserve">. Die verbleibenden, tatsächlich lautbasierten Verwechslungen zeigen ein klares Muster: Sie betreffen fast durchgängig das Wortende. So werden Plosive und Frikative am Auslaut in ihrer Artikulationsstelle oder Stimmhaftigkeit verändert, wie bei </w:t>
+      </w:r>
+      <w:proofErr w:type="spellStart"/>
+      <w:r>
+        <w:t>ripe</w:t>
+      </w:r>
+      <w:proofErr w:type="spellEnd"/>
+      <w:r>
+        <w:t xml:space="preserve"> zu </w:t>
+      </w:r>
+      <w:proofErr w:type="spellStart"/>
+      <w:r>
+        <w:t>right</w:t>
+      </w:r>
+      <w:proofErr w:type="spellEnd"/>
+      <w:r>
+        <w:t xml:space="preserve">, </w:t>
+      </w:r>
+      <w:proofErr w:type="spellStart"/>
+      <w:r>
+        <w:t>colt</w:t>
+      </w:r>
+      <w:proofErr w:type="spellEnd"/>
+      <w:r>
+        <w:t xml:space="preserve"> zu </w:t>
+      </w:r>
+      <w:proofErr w:type="spellStart"/>
+      <w:r>
+        <w:t>cold</w:t>
       </w:r>
       <w:proofErr w:type="spellEnd"/>
       <w:r>
@@ -4383,7 +4460,7 @@
       </w:r>
       <w:proofErr w:type="spellStart"/>
       <w:r>
-        <w:t>gray</w:t>
+        <w:t>port</w:t>
       </w:r>
       <w:proofErr w:type="spellEnd"/>
       <w:r>
@@ -4391,15 +4468,15 @@
       </w:r>
       <w:proofErr w:type="spellStart"/>
       <w:r>
-        <w:t>grey</w:t>
-      </w:r>
-      <w:proofErr w:type="spellEnd"/>
-      <w:r>
-        <w:t xml:space="preserve">. Die verbleibenden, tatsächlich lautbasierten Verwechslungen zeigen ein klares Muster: Sie betreffen fast durchgängig das Wortende. So werden Plosive und Frikative am Auslaut in ihrer Artikulationsstelle oder Stimmhaftigkeit verändert, wie bei </w:t>
-      </w:r>
-      <w:proofErr w:type="spellStart"/>
-      <w:r>
-        <w:t>ripe</w:t>
+        <w:t>pot</w:t>
+      </w:r>
+      <w:proofErr w:type="spellEnd"/>
+      <w:r>
+        <w:t xml:space="preserve">, oder ganze finale Segmente gehen verloren, wie bei </w:t>
+      </w:r>
+      <w:proofErr w:type="spellStart"/>
+      <w:r>
+        <w:t>worn</w:t>
       </w:r>
       <w:proofErr w:type="spellEnd"/>
       <w:r>
@@ -4407,54 +4484,6 @@
       </w:r>
       <w:proofErr w:type="spellStart"/>
       <w:r>
-        <w:t>right</w:t>
-      </w:r>
-      <w:proofErr w:type="spellEnd"/>
-      <w:r>
-        <w:t xml:space="preserve">, </w:t>
-      </w:r>
-      <w:proofErr w:type="spellStart"/>
-      <w:r>
-        <w:t>colt</w:t>
-      </w:r>
-      <w:proofErr w:type="spellEnd"/>
-      <w:r>
-        <w:t xml:space="preserve"> zu </w:t>
-      </w:r>
-      <w:proofErr w:type="spellStart"/>
-      <w:r>
-        <w:t>cold</w:t>
-      </w:r>
-      <w:proofErr w:type="spellEnd"/>
-      <w:r>
-        <w:t xml:space="preserve"> oder </w:t>
-      </w:r>
-      <w:proofErr w:type="spellStart"/>
-      <w:r>
-        <w:t>port</w:t>
-      </w:r>
-      <w:proofErr w:type="spellEnd"/>
-      <w:r>
-        <w:t xml:space="preserve"> zu </w:t>
-      </w:r>
-      <w:proofErr w:type="spellStart"/>
-      <w:r>
-        <w:t>pot</w:t>
-      </w:r>
-      <w:proofErr w:type="spellEnd"/>
-      <w:r>
-        <w:t xml:space="preserve">, oder ganze finale Segmente gehen verloren, wie bei </w:t>
-      </w:r>
-      <w:proofErr w:type="spellStart"/>
-      <w:r>
-        <w:t>worn</w:t>
-      </w:r>
-      <w:proofErr w:type="spellEnd"/>
-      <w:r>
-        <w:t xml:space="preserve"> zu </w:t>
-      </w:r>
-      <w:proofErr w:type="spellStart"/>
-      <w:r>
         <w:t>one</w:t>
       </w:r>
       <w:proofErr w:type="spellEnd"/>
@@ -4464,15 +4493,7 @@
     </w:p>
     <w:p>
       <w:r>
-        <w:t xml:space="preserve">Auslassungen und Einfügungen bestätigen dieses Bild. Ausgelassen werden überwiegend kurze, unbetonte Funktionswörter wie </w:t>
-      </w:r>
-      <w:proofErr w:type="spellStart"/>
-      <w:r>
-        <w:t>the</w:t>
-      </w:r>
-      <w:proofErr w:type="spellEnd"/>
-      <w:r>
-        <w:t xml:space="preserve">, a oder </w:t>
+        <w:t xml:space="preserve">Auslassungen und Einfügungen bestätigen dieses Bild. Ausgelassen werden überwiegend kurze, unbetonte Funktionswörter wie the, a oder </w:t>
       </w:r>
       <w:proofErr w:type="spellStart"/>
       <w:r>
@@ -4660,15 +4681,55 @@
         <w:spacing w:before="240" w:after="240"/>
       </w:pPr>
       <w:r>
+        <w:t xml:space="preserve">Während Kapitel 3.5 das SNR als technische Analogie zur menschlichen Hörwahrnehmung eingeordnet hat, wird im Folgenden vertieft, an welchen konkreten Punkten sich Whisper grundsätzlich von menschlichem Hören unterscheidet. </w:t>
+      </w:r>
+      <w:r>
         <w:t>Ein weiterer wichtiger Punkt ist, dass Whisper nicht mit dem menschlichen auditorischen System gleichgesetzt werden kann. Obwohl moderne ASR-Modelle in vielen Störgeräuschszenarien sehr gute Ergebnisse erzielen, unterscheiden sich menschliches Hören und automatische Spracherkennung in ihrer Verarbeitung von Sprache und Rauschen deutlich. Menschen können durch selektive Aufmerksamkeit, Kontextwissen und den Cocktail-Party-Effekt Sprache aus komplexen Hörsituationen besser herausfiltern, während Whisper primär als statistisches Erkennungsmodell arbeitet. Studien zeigen zudem, dass Menschen und ASR-Systeme auf Störgeräusche teilweise unterschiedliche Fehlerprofile aufweisen.</w:t>
       </w:r>
-    </w:p>
-    <w:p>
-      <w:pPr>
-        <w:spacing w:before="240" w:after="240"/>
-      </w:pPr>
-      <w:r>
-        <w:t>Auch die Frequenzverarbeitung unterscheidet sich. Das menschliche Gehör arbeitet nicht linear, sondern mit einer frequenzabhängigen Wahrnehmung, die für Sprachbereiche besonders empfindlich ist. Whisper verwendet zwar Mel-Spektrogramme als Eingabe und nähert sich damit bestimmten Eigenschaften des menschlichen Hörens an, bildet die gesamte biologische Verarbeitungskette jedoch nur stark vereinfacht ab. Studien zeigen zudem, dass Menschen und ASR-Systeme auf Rauschen oft unterschiedlich reagieren und teilweise andere Fehlerprofile aufweisen.</w:t>
+      <w:r>
+        <w:t xml:space="preserve"> </w:t>
+      </w:r>
+      <w:r>
+        <w:t>Grundlegende Arbeiten zu diesem Effekt gehen auf Cherry (1953) zurück, der als Erster systematisch untersuchte, wie Menschen einzelne Sprecher aus überlagerten Stimmen herausfiltern.</w:t>
+      </w:r>
+    </w:p>
+    <w:p>
+      <w:pPr>
+        <w:spacing w:before="240" w:after="240"/>
+      </w:pPr>
+      <w:r>
+        <w:t xml:space="preserve">Auch die Frequenzverarbeitung unterscheidet sich. Das menschliche Gehör arbeitet nicht linear, sondern mit einer frequenzabhängigen Wahrnehmung, die für Sprachbereiche besonders empfindlich ist. </w:t>
+      </w:r>
+      <w:proofErr w:type="spellStart"/>
+      <w:r>
+        <w:t>Mesgarani</w:t>
+      </w:r>
+      <w:proofErr w:type="spellEnd"/>
+      <w:r>
+        <w:t xml:space="preserve">, David, Fritz und Shamma (2014) zeigen zudem, dass der primäre auditorische Kortex Phoneme anhand spezifischer akustisch-phonetischer Merkmale kodiert, was die </w:t>
+      </w:r>
+      <w:proofErr w:type="spellStart"/>
+      <w:r>
+        <w:t>Formantstruktur</w:t>
+      </w:r>
+      <w:proofErr w:type="spellEnd"/>
+      <w:r>
+        <w:t xml:space="preserve"> als zentrale Verständlichkeitsgrundlage neurobiologisch untermauert.</w:t>
+      </w:r>
+      <w:r>
+        <w:t xml:space="preserve"> </w:t>
+      </w:r>
+      <w:r>
+        <w:t xml:space="preserve">Whisper verwendet zwar Mel-Spektrogramme als Eingabe und nähert sich damit bestimmten Eigenschaften des menschlichen Hörens an, bildet die gesamte biologische Verarbeitungskette jedoch nur stark vereinfacht ab. </w:t>
+      </w:r>
+      <w:r>
+        <w:t>Diese Mel-basierte Merkmalsrepräsentation geht methodisch auf die von Davis und Mermelstein (1980) eingeführten Mel-Frequenz-Cepstralkoeffizienten zurück, die bis heute die Grundlage vieler Spracherkennungssysteme bilden.</w:t>
+      </w:r>
+      <w:r>
+        <w:t xml:space="preserve"> </w:t>
+      </w:r>
+      <w:r>
+        <w:t>Studien zeigen zudem, dass Menschen und ASR-Systeme auf Rauschen oft unterschiedlich reagieren und teilweise andere Fehlerprofile aufweisen.</w:t>
       </w:r>
     </w:p>
     <w:p>
@@ -4718,6 +4779,7 @@
           <w:sz w:val="34"/>
           <w:szCs w:val="34"/>
         </w:rPr>
+        <w:lastRenderedPageBreak/>
         <w:t>Bedeutung für die Ergebnisse</w:t>
       </w:r>
     </w:p>
@@ -4728,18 +4790,99 @@
       <w:r>
         <w:t>Die Ergebnisse dieser Arbeit sind intern konsistent und methodisch nachvollziehbar. Sie zeigen valide, wie die getesteten Piper-Stimmen unter den drei synthetischen Rauschtypen auf Whisper wirken. Problematisch wäre jedoch eine direkte Übertragung auf reale Alltagssituationen wie ein Café, einen Bahnhof oder ein Auto. Für solche Szenarien wären reale Umgebungsaufnahmen erforderlich, wie sie etwa in Korpora wie CHiME oder MUSAN enthalten sind.</w:t>
       </w:r>
-    </w:p>
-    <w:p>
-      <w:pPr>
-        <w:spacing w:before="240" w:after="240"/>
-      </w:pPr>
-      <w:r>
-        <w:t xml:space="preserve">Hinzu kommt, dass in realen Szenarien oft eine räumliche Komponente vorliegt: Sprache und Störgeräusch kommen aus unterschiedlichen Richtungen, was sowohl vom menschlichen </w:t>
-      </w:r>
+      <w:r>
+        <w:t xml:space="preserve"> </w:t>
+      </w:r>
+    </w:p>
+    <w:p>
+      <w:pPr>
+        <w:spacing w:before="240" w:after="240"/>
+      </w:pPr>
+      <w:r>
+        <w:t>Hinzu kommt, dass in realen Szenarien oft eine räumliche Komponente vorliegt: Sprache und Störgeräusch kommen aus unterschiedlichen Richtungen, was sowohl vom menschlichen Gehör als auch von Mehrkanal-ASR-Systemen zur Trennung genutzt werden kann. In diesem Experiment werden Sprache und Rauschen dagegen direkt als Monosignal gemischt, sodass räumliche Information vollständig fehlt.</w:t>
+      </w:r>
+    </w:p>
+    <w:p>
+      <w:pPr>
+        <w:pStyle w:val="berschrift1"/>
+      </w:pPr>
       <w:r>
         <w:lastRenderedPageBreak/>
-        <w:t>Gehör als auch von Mehrkanal-ASR-Systemen zur Trennung genutzt werden kann. In diesem Experiment werden Sprache und Rauschen dagegen direkt als Monosignal gemischt, sodass räumliche Information vollständig fehlt.</w:t>
-      </w:r>
+        <w:t>5</w:t>
+      </w:r>
+      <w:r>
+        <w:tab/>
+        <w:t>Fazit</w:t>
+      </w:r>
+    </w:p>
+    <w:p>
+      <w:pPr>
+        <w:spacing w:before="240" w:after="240"/>
+      </w:pPr>
+      <w:r>
+        <w:t xml:space="preserve">Diese Arbeit ging der Frage nach, wie sich White, Pink und Blue Noise auf die automatische Erkennbarkeit männlicher und weiblicher Piper-Stimmen im SNR-Bereich von 0 bis 20 dB auswirken, gemessen anhand von Wort- und Zeichenfehlerrate mit Whisper. Diese Forschungsfrage lässt sich auf Basis der 64.800 ausgewerteten Audiodateien klar beantworten: Die Verständlichkeit steigt bei allen sechs Stimmen und allen drei Rauschtypen monoton mit dem SNR, wobei White Noise durchgehend am schädlichsten, Pink Noise mittelstark und Blue Noise am wenigsten störend wirkt, weil tieffrequente Vokalformanten dabei </w:t>
+      </w:r>
+      <w:proofErr w:type="gramStart"/>
+      <w:r>
+        <w:t>am ehesten erhalten</w:t>
+      </w:r>
+      <w:proofErr w:type="gramEnd"/>
+      <w:r>
+        <w:t xml:space="preserve"> bleiben.</w:t>
+      </w:r>
+    </w:p>
+    <w:p>
+      <w:pPr>
+        <w:spacing w:before="240" w:after="240"/>
+      </w:pPr>
+      <w:r>
+        <w:t xml:space="preserve">Als zweiten zentralen Befund zeigt die Arbeit eine auffällige Verteilung entlang der Geschlechtergrenze, bei der die drei weiblichen Stimmen im Robustheitsranking vor den drei männlichen liegen. Dieser Effekt lässt sich plausibel auf die höhere Grundfrequenz weiblicher Stimmen zurückführen, muss aber angesichts der Stichprobengröße von nur drei Stimmen pro Geschlecht als vorläufige Tendenz und nicht als belastbarer, statistisch abgesicherter Geschlechtereffekt verstanden werden, da individuelle Stimmqualität (etwa bei </w:t>
+      </w:r>
+      <w:proofErr w:type="spellStart"/>
+      <w:r>
+        <w:t>Lessac</w:t>
+      </w:r>
+      <w:proofErr w:type="spellEnd"/>
+      <w:r>
+        <w:t>) einen Teil der Varianz erklären könnte.</w:t>
+      </w:r>
+    </w:p>
+    <w:p>
+      <w:pPr>
+        <w:spacing w:before="240" w:after="240"/>
+      </w:pPr>
+      <w:r>
+        <w:t xml:space="preserve">Die ergänzende Fehlertypenanalyse liefert einen dritten wichtigen Befund: Ein erheblicher Teil der gezählten Wortfehler geht nicht auf tatsächliche Verständlichkeitsprobleme zurück, sondern auf Normalisierungsartefakte bei Funktionswörtern und Zahlformaten. Die verbleibenden, akustisch tatsächlich bedingten Fehler betreffen fast ausschließlich Wortenden, was die </w:t>
+      </w:r>
+      <w:proofErr w:type="gramStart"/>
+      <w:r>
+        <w:t>eingangs formulierte Annahme</w:t>
+      </w:r>
+      <w:proofErr w:type="gramEnd"/>
+      <w:r>
+        <w:t xml:space="preserve"> stützt, dass hochfrequente Konsonanten unter Rauschen anfälliger sind als tieffrequente Vokalformanten.</w:t>
+      </w:r>
+    </w:p>
+    <w:p>
+      <w:pPr>
+        <w:spacing w:before="240" w:after="240"/>
+      </w:pPr>
+      <w:r>
+        <w:t>Einschränkend gilt, dass die verwendeten Rauschtypen stationär und synthetisch erzeugt sind, dass eine konstante statt RMS-kalibrierte Rauschamplitude verwendet wurde und dass Sprache und Rauschen als Monosignal ohne räumliche Information gemischt wurden. Die Ergebnisse sind daher intern konsistent und für den relativen Vergleich der getesteten Bedingungen aussagekräftig, lassen sich aber nicht ohne Weiteres auf reale, nicht-stationäre Alltagsgeräusche wie Café- oder Bahnhofslärm übertragen.</w:t>
+      </w:r>
+    </w:p>
+    <w:p>
+      <w:pPr>
+        <w:spacing w:before="240" w:after="240"/>
+      </w:pPr>
+      <w:r>
+        <w:t>Für Folgearbeiten empfiehlt sich erstens eine RMS-kalibrierte SNR-Normalisierung anstelle der konstanten Rauschamplitude, um die Ergebnisse mit anderen Studien vergleichbar zu machen, zweitens die Einbeziehung nicht-stationären Rauschens wie Babble-Noise aus Korpora wie CHiME oder MUSAN, und drittens ein größerer, geschlechtlich balancierter Stimmenpool, um den beobachteten Geschlechtereffekt von individuellen Stimmcharakteristika statistisch trennen zu können.</w:t>
+      </w:r>
+    </w:p>
+    <w:p>
+      <w:pPr>
+        <w:spacing w:before="240" w:after="240"/>
+      </w:pPr>
     </w:p>
     <w:p>
       <w:pPr>
@@ -5286,7 +5429,7 @@
 </file>
 
 <file path=word/endnotes.xml><?xml version="1.0" encoding="utf-8"?>
-<w:endnotes xmlns:wpc="http://schemas.microsoft.com/office/word/2010/wordprocessingCanvas" xmlns:cx="http://schemas.microsoft.com/office/drawing/2014/chartex" xmlns:cx1="http://schemas.microsoft.com/office/drawing/2015/9/8/chartex" xmlns:cx2="http://schemas.microsoft.com/office/drawing/2015/10/21/chartex" xmlns:cx3="http://schemas.microsoft.com/office/drawing/2016/5/9/chartex" xmlns:cx4="http://schemas.microsoft.com/office/drawing/2016/5/10/chartex" xmlns:cx5="http://schemas.microsoft.com/office/drawing/2016/5/11/chartex" xmlns:cx6="http://schemas.microsoft.com/office/drawing/2016/5/12/chartex" xmlns:cx7="http://schemas.microsoft.com/office/drawing/2016/5/13/chartex" xmlns:cx8="http://schemas.microsoft.com/office/drawing/2016/5/14/chartex" xmlns:mc="http://schemas.openxmlformats.org/markup-compatibility/2006" xmlns:aink="http://schemas.microsoft.com/office/drawing/2016/ink" xmlns:am3d="http://schemas.microsoft.com/office/drawing/2017/model3d" xmlns:o="urn:schemas-microsoft-com:office:office" xmlns:oel="http://schemas.microsoft.com/office/2019/extlst" xmlns:r="http://schemas.openxmlformats.org/officeDocument/2006/relationships" xmlns:m="http://schemas.openxmlformats.org/officeDocument/2006/math" xmlns:v="urn:schemas-microsoft-com:vml" xmlns:wp14="http://schemas.microsoft.com/office/word/2010/wordprocessingDrawing" xmlns:wp="http://schemas.openxmlformats.org/drawingml/2006/wordprocessingDrawing" xmlns:w10="urn:schemas-microsoft-com:office:word" xmlns:w="http://schemas.openxmlformats.org/wordprocessingml/2006/main" xmlns:w14="http://schemas.microsoft.com/office/word/2010/wordml" xmlns:w15="http://schemas.microsoft.com/office/word/2012/wordml" xmlns:w16cex="http://schemas.microsoft.com/office/word/2018/wordml/cex" xmlns:w16cid="http://schemas.microsoft.com/office/word/2016/wordml/cid" xmlns:w16="http://schemas.microsoft.com/office/word/2018/wordml" xmlns:w16du="http://schemas.microsoft.com/office/word/2023/wordml/word16du" xmlns:w16sdtdh="http://schemas.microsoft.com/office/word/2020/wordml/sdtdatahash" xmlns:w16sdtfl="http://schemas.microsoft.com/office/word/2024/wordml/sdtformatlock" xmlns:w16se="http://schemas.microsoft.com/office/word/2015/wordml/symex" xmlns:wpg="http://schemas.microsoft.com/office/word/2010/wordprocessingGroup" xmlns:wpi="http://schemas.microsoft.com/office/word/2010/wordprocessingInk" xmlns:wne="http://schemas.microsoft.com/office/word/2006/wordml" xmlns:wps="http://schemas.microsoft.com/office/word/2010/wordprocessingShape" mc:Ignorable="w14 w15 w16se w16cid w16 w16cex w16sdtdh w16sdtfl w16du wp14">
+<w:endnotes xmlns:wpc="http://schemas.microsoft.com/office/word/2010/wordprocessingCanvas" xmlns:cx="http://schemas.microsoft.com/office/drawing/2014/chartex" xmlns:cx1="http://schemas.microsoft.com/office/drawing/2015/9/8/chartex" xmlns:cx2="http://schemas.microsoft.com/office/drawing/2015/10/21/chartex" xmlns:cx3="http://schemas.microsoft.com/office/drawing/2016/5/9/chartex" xmlns:cx4="http://schemas.microsoft.com/office/drawing/2016/5/10/chartex" xmlns:cx5="http://schemas.microsoft.com/office/drawing/2016/5/11/chartex" xmlns:cx6="http://schemas.microsoft.com/office/drawing/2016/5/12/chartex" xmlns:cx7="http://schemas.microsoft.com/office/drawing/2016/5/13/chartex" xmlns:cx8="http://schemas.microsoft.com/office/drawing/2016/5/14/chartex" xmlns:mc="http://schemas.openxmlformats.org/markup-compatibility/2006" xmlns:aink="http://schemas.microsoft.com/office/drawing/2016/ink" xmlns:am3d="http://schemas.microsoft.com/office/drawing/2017/model3d" xmlns:o="urn:schemas-microsoft-com:office:office" xmlns:oel="http://schemas.microsoft.com/office/2019/extlst" xmlns:r="http://schemas.openxmlformats.org/officeDocument/2006/relationships" xmlns:m="http://schemas.openxmlformats.org/officeDocument/2006/math" xmlns:v="urn:schemas-microsoft-com:vml" xmlns:wp14="http://schemas.microsoft.com/office/word/2010/wordprocessingDrawing" xmlns:wp="http://schemas.openxmlformats.org/drawingml/2006/wordprocessingDrawing" xmlns:w10="urn:schemas-microsoft-com:office:word" xmlns:w="http://schemas.openxmlformats.org/wordprocessingml/2006/main" xmlns:w14="http://schemas.microsoft.com/office/word/2010/wordml" xmlns:w15="http://schemas.microsoft.com/office/word/2012/wordml" xmlns:w16cei="http://schemas.microsoft.com/office/word/2026/wordml/cei" xmlns:w16cex="http://schemas.microsoft.com/office/word/2018/wordml/cex" xmlns:w16cid="http://schemas.microsoft.com/office/word/2016/wordml/cid" xmlns:w16="http://schemas.microsoft.com/office/word/2018/wordml" xmlns:w16du="http://schemas.microsoft.com/office/word/2023/wordml/word16du" xmlns:w16sdtdh="http://schemas.microsoft.com/office/word/2020/wordml/sdtdatahash" xmlns:w16sdtfl="http://schemas.microsoft.com/office/word/2024/wordml/sdtformatlock" xmlns:w16se="http://schemas.microsoft.com/office/word/2015/wordml/symex" xmlns:wpg="http://schemas.microsoft.com/office/word/2010/wordprocessingGroup" xmlns:wpi="http://schemas.microsoft.com/office/word/2010/wordprocessingInk" xmlns:wne="http://schemas.microsoft.com/office/word/2006/wordml" xmlns:wps="http://schemas.microsoft.com/office/word/2010/wordprocessingShape" mc:Ignorable="w14 w15 w16se w16cid w16 w16cex w16sdtdh w16sdtfl w16du wp14">
   <w:endnote w:type="separator" w:id="-1">
     <w:p>
       <w:pPr>
@@ -5311,13 +5454,13 @@
 </file>
 
 <file path=word/footer1.xml><?xml version="1.0" encoding="utf-8"?>
-<w:ftr xmlns:wpc="http://schemas.microsoft.com/office/word/2010/wordprocessingCanvas" xmlns:cx="http://schemas.microsoft.com/office/drawing/2014/chartex" xmlns:cx1="http://schemas.microsoft.com/office/drawing/2015/9/8/chartex" xmlns:cx2="http://schemas.microsoft.com/office/drawing/2015/10/21/chartex" xmlns:cx3="http://schemas.microsoft.com/office/drawing/2016/5/9/chartex" xmlns:cx4="http://schemas.microsoft.com/office/drawing/2016/5/10/chartex" xmlns:cx5="http://schemas.microsoft.com/office/drawing/2016/5/11/chartex" xmlns:cx6="http://schemas.microsoft.com/office/drawing/2016/5/12/chartex" xmlns:cx7="http://schemas.microsoft.com/office/drawing/2016/5/13/chartex" xmlns:cx8="http://schemas.microsoft.com/office/drawing/2016/5/14/chartex" xmlns:mc="http://schemas.openxmlformats.org/markup-compatibility/2006" xmlns:aink="http://schemas.microsoft.com/office/drawing/2016/ink" xmlns:am3d="http://schemas.microsoft.com/office/drawing/2017/model3d" xmlns:o="urn:schemas-microsoft-com:office:office" xmlns:oel="http://schemas.microsoft.com/office/2019/extlst" xmlns:r="http://schemas.openxmlformats.org/officeDocument/2006/relationships" xmlns:m="http://schemas.openxmlformats.org/officeDocument/2006/math" xmlns:v="urn:schemas-microsoft-com:vml" xmlns:wp14="http://schemas.microsoft.com/office/word/2010/wordprocessingDrawing" xmlns:wp="http://schemas.openxmlformats.org/drawingml/2006/wordprocessingDrawing" xmlns:w10="urn:schemas-microsoft-com:office:word" xmlns:w="http://schemas.openxmlformats.org/wordprocessingml/2006/main" xmlns:w14="http://schemas.microsoft.com/office/word/2010/wordml" xmlns:w15="http://schemas.microsoft.com/office/word/2012/wordml" xmlns:w16cex="http://schemas.microsoft.com/office/word/2018/wordml/cex" xmlns:w16cid="http://schemas.microsoft.com/office/word/2016/wordml/cid" xmlns:w16="http://schemas.microsoft.com/office/word/2018/wordml" xmlns:w16du="http://schemas.microsoft.com/office/word/2023/wordml/word16du" xmlns:w16sdtdh="http://schemas.microsoft.com/office/word/2020/wordml/sdtdatahash" xmlns:w16sdtfl="http://schemas.microsoft.com/office/word/2024/wordml/sdtformatlock" xmlns:w16se="http://schemas.microsoft.com/office/word/2015/wordml/symex" xmlns:wpg="http://schemas.microsoft.com/office/word/2010/wordprocessingGroup" xmlns:wpi="http://schemas.microsoft.com/office/word/2010/wordprocessingInk" xmlns:wne="http://schemas.microsoft.com/office/word/2006/wordml" xmlns:wps="http://schemas.microsoft.com/office/word/2010/wordprocessingShape" mc:Ignorable="w14 w15 w16se w16cid w16 w16cex w16sdtdh w16sdtfl w16du wp14">
+<w:ftr xmlns:wpc="http://schemas.microsoft.com/office/word/2010/wordprocessingCanvas" xmlns:cx="http://schemas.microsoft.com/office/drawing/2014/chartex" xmlns:cx1="http://schemas.microsoft.com/office/drawing/2015/9/8/chartex" xmlns:cx2="http://schemas.microsoft.com/office/drawing/2015/10/21/chartex" xmlns:cx3="http://schemas.microsoft.com/office/drawing/2016/5/9/chartex" xmlns:cx4="http://schemas.microsoft.com/office/drawing/2016/5/10/chartex" xmlns:cx5="http://schemas.microsoft.com/office/drawing/2016/5/11/chartex" xmlns:cx6="http://schemas.microsoft.com/office/drawing/2016/5/12/chartex" xmlns:cx7="http://schemas.microsoft.com/office/drawing/2016/5/13/chartex" xmlns:cx8="http://schemas.microsoft.com/office/drawing/2016/5/14/chartex" xmlns:mc="http://schemas.openxmlformats.org/markup-compatibility/2006" xmlns:aink="http://schemas.microsoft.com/office/drawing/2016/ink" xmlns:am3d="http://schemas.microsoft.com/office/drawing/2017/model3d" xmlns:o="urn:schemas-microsoft-com:office:office" xmlns:oel="http://schemas.microsoft.com/office/2019/extlst" xmlns:r="http://schemas.openxmlformats.org/officeDocument/2006/relationships" xmlns:m="http://schemas.openxmlformats.org/officeDocument/2006/math" xmlns:v="urn:schemas-microsoft-com:vml" xmlns:wp14="http://schemas.microsoft.com/office/word/2010/wordprocessingDrawing" xmlns:wp="http://schemas.openxmlformats.org/drawingml/2006/wordprocessingDrawing" xmlns:w10="urn:schemas-microsoft-com:office:word" xmlns:w="http://schemas.openxmlformats.org/wordprocessingml/2006/main" xmlns:w14="http://schemas.microsoft.com/office/word/2010/wordml" xmlns:w15="http://schemas.microsoft.com/office/word/2012/wordml" xmlns:w16cei="http://schemas.microsoft.com/office/word/2026/wordml/cei" xmlns:w16cex="http://schemas.microsoft.com/office/word/2018/wordml/cex" xmlns:w16cid="http://schemas.microsoft.com/office/word/2016/wordml/cid" xmlns:w16="http://schemas.microsoft.com/office/word/2018/wordml" xmlns:w16du="http://schemas.microsoft.com/office/word/2023/wordml/word16du" xmlns:w16sdtdh="http://schemas.microsoft.com/office/word/2020/wordml/sdtdatahash" xmlns:w16sdtfl="http://schemas.microsoft.com/office/word/2024/wordml/sdtformatlock" xmlns:w16se="http://schemas.microsoft.com/office/word/2015/wordml/symex" xmlns:wpg="http://schemas.microsoft.com/office/word/2010/wordprocessingGroup" xmlns:wpi="http://schemas.microsoft.com/office/word/2010/wordprocessingInk" xmlns:wne="http://schemas.microsoft.com/office/word/2006/wordml" xmlns:wps="http://schemas.microsoft.com/office/word/2010/wordprocessingShape" mc:Ignorable="w14 w15 w16se w16cid w16 w16cex w16sdtdh w16sdtfl w16du wp14">
   <w:p/>
 </w:ftr>
 </file>
 
 <file path=word/footnotes.xml><?xml version="1.0" encoding="utf-8"?>
-<w:footnotes xmlns:wpc="http://schemas.microsoft.com/office/word/2010/wordprocessingCanvas" xmlns:cx="http://schemas.microsoft.com/office/drawing/2014/chartex" xmlns:cx1="http://schemas.microsoft.com/office/drawing/2015/9/8/chartex" xmlns:cx2="http://schemas.microsoft.com/office/drawing/2015/10/21/chartex" xmlns:cx3="http://schemas.microsoft.com/office/drawing/2016/5/9/chartex" xmlns:cx4="http://schemas.microsoft.com/office/drawing/2016/5/10/chartex" xmlns:cx5="http://schemas.microsoft.com/office/drawing/2016/5/11/chartex" xmlns:cx6="http://schemas.microsoft.com/office/drawing/2016/5/12/chartex" xmlns:cx7="http://schemas.microsoft.com/office/drawing/2016/5/13/chartex" xmlns:cx8="http://schemas.microsoft.com/office/drawing/2016/5/14/chartex" xmlns:mc="http://schemas.openxmlformats.org/markup-compatibility/2006" xmlns:aink="http://schemas.microsoft.com/office/drawing/2016/ink" xmlns:am3d="http://schemas.microsoft.com/office/drawing/2017/model3d" xmlns:o="urn:schemas-microsoft-com:office:office" xmlns:oel="http://schemas.microsoft.com/office/2019/extlst" xmlns:r="http://schemas.openxmlformats.org/officeDocument/2006/relationships" xmlns:m="http://schemas.openxmlformats.org/officeDocument/2006/math" xmlns:v="urn:schemas-microsoft-com:vml" xmlns:wp14="http://schemas.microsoft.com/office/word/2010/wordprocessingDrawing" xmlns:wp="http://schemas.openxmlformats.org/drawingml/2006/wordprocessingDrawing" xmlns:w10="urn:schemas-microsoft-com:office:word" xmlns:w="http://schemas.openxmlformats.org/wordprocessingml/2006/main" xmlns:w14="http://schemas.microsoft.com/office/word/2010/wordml" xmlns:w15="http://schemas.microsoft.com/office/word/2012/wordml" xmlns:w16cex="http://schemas.microsoft.com/office/word/2018/wordml/cex" xmlns:w16cid="http://schemas.microsoft.com/office/word/2016/wordml/cid" xmlns:w16="http://schemas.microsoft.com/office/word/2018/wordml" xmlns:w16du="http://schemas.microsoft.com/office/word/2023/wordml/word16du" xmlns:w16sdtdh="http://schemas.microsoft.com/office/word/2020/wordml/sdtdatahash" xmlns:w16sdtfl="http://schemas.microsoft.com/office/word/2024/wordml/sdtformatlock" xmlns:w16se="http://schemas.microsoft.com/office/word/2015/wordml/symex" xmlns:wpg="http://schemas.microsoft.com/office/word/2010/wordprocessingGroup" xmlns:wpi="http://schemas.microsoft.com/office/word/2010/wordprocessingInk" xmlns:wne="http://schemas.microsoft.com/office/word/2006/wordml" xmlns:wps="http://schemas.microsoft.com/office/word/2010/wordprocessingShape" mc:Ignorable="w14 w15 w16se w16cid w16 w16cex w16sdtdh w16sdtfl w16du wp14">
+<w:footnotes xmlns:wpc="http://schemas.microsoft.com/office/word/2010/wordprocessingCanvas" xmlns:cx="http://schemas.microsoft.com/office/drawing/2014/chartex" xmlns:cx1="http://schemas.microsoft.com/office/drawing/2015/9/8/chartex" xmlns:cx2="http://schemas.microsoft.com/office/drawing/2015/10/21/chartex" xmlns:cx3="http://schemas.microsoft.com/office/drawing/2016/5/9/chartex" xmlns:cx4="http://schemas.microsoft.com/office/drawing/2016/5/10/chartex" xmlns:cx5="http://schemas.microsoft.com/office/drawing/2016/5/11/chartex" xmlns:cx6="http://schemas.microsoft.com/office/drawing/2016/5/12/chartex" xmlns:cx7="http://schemas.microsoft.com/office/drawing/2016/5/13/chartex" xmlns:cx8="http://schemas.microsoft.com/office/drawing/2016/5/14/chartex" xmlns:mc="http://schemas.openxmlformats.org/markup-compatibility/2006" xmlns:aink="http://schemas.microsoft.com/office/drawing/2016/ink" xmlns:am3d="http://schemas.microsoft.com/office/drawing/2017/model3d" xmlns:o="urn:schemas-microsoft-com:office:office" xmlns:oel="http://schemas.microsoft.com/office/2019/extlst" xmlns:r="http://schemas.openxmlformats.org/officeDocument/2006/relationships" xmlns:m="http://schemas.openxmlformats.org/officeDocument/2006/math" xmlns:v="urn:schemas-microsoft-com:vml" xmlns:wp14="http://schemas.microsoft.com/office/word/2010/wordprocessingDrawing" xmlns:wp="http://schemas.openxmlformats.org/drawingml/2006/wordprocessingDrawing" xmlns:w10="urn:schemas-microsoft-com:office:word" xmlns:w="http://schemas.openxmlformats.org/wordprocessingml/2006/main" xmlns:w14="http://schemas.microsoft.com/office/word/2010/wordml" xmlns:w15="http://schemas.microsoft.com/office/word/2012/wordml" xmlns:w16cei="http://schemas.microsoft.com/office/word/2026/wordml/cei" xmlns:w16cex="http://schemas.microsoft.com/office/word/2018/wordml/cex" xmlns:w16cid="http://schemas.microsoft.com/office/word/2016/wordml/cid" xmlns:w16="http://schemas.microsoft.com/office/word/2018/wordml" xmlns:w16du="http://schemas.microsoft.com/office/word/2023/wordml/word16du" xmlns:w16sdtdh="http://schemas.microsoft.com/office/word/2020/wordml/sdtdatahash" xmlns:w16sdtfl="http://schemas.microsoft.com/office/word/2024/wordml/sdtformatlock" xmlns:w16se="http://schemas.microsoft.com/office/word/2015/wordml/symex" xmlns:wpg="http://schemas.microsoft.com/office/word/2010/wordprocessingGroup" xmlns:wpi="http://schemas.microsoft.com/office/word/2010/wordprocessingInk" xmlns:wne="http://schemas.microsoft.com/office/word/2006/wordml" xmlns:wps="http://schemas.microsoft.com/office/word/2010/wordprocessingShape" mc:Ignorable="w14 w15 w16se w16cid w16 w16cex w16sdtdh w16sdtfl w16du wp14">
   <w:footnote w:type="separator" w:id="-1">
     <w:p>
       <w:pPr>
@@ -5342,7 +5485,7 @@
 </file>
 
 <file path=word/header1.xml><?xml version="1.0" encoding="utf-8"?>
-<w:hdr xmlns:wpc="http://schemas.microsoft.com/office/word/2010/wordprocessingCanvas" xmlns:cx="http://schemas.microsoft.com/office/drawing/2014/chartex" xmlns:cx1="http://schemas.microsoft.com/office/drawing/2015/9/8/chartex" xmlns:cx2="http://schemas.microsoft.com/office/drawing/2015/10/21/chartex" xmlns:cx3="http://schemas.microsoft.com/office/drawing/2016/5/9/chartex" xmlns:cx4="http://schemas.microsoft.com/office/drawing/2016/5/10/chartex" xmlns:cx5="http://schemas.microsoft.com/office/drawing/2016/5/11/chartex" xmlns:cx6="http://schemas.microsoft.com/office/drawing/2016/5/12/chartex" xmlns:cx7="http://schemas.microsoft.com/office/drawing/2016/5/13/chartex" xmlns:cx8="http://schemas.microsoft.com/office/drawing/2016/5/14/chartex" xmlns:mc="http://schemas.openxmlformats.org/markup-compatibility/2006" xmlns:aink="http://schemas.microsoft.com/office/drawing/2016/ink" xmlns:am3d="http://schemas.microsoft.com/office/drawing/2017/model3d" xmlns:o="urn:schemas-microsoft-com:office:office" xmlns:oel="http://schemas.microsoft.com/office/2019/extlst" xmlns:r="http://schemas.openxmlformats.org/officeDocument/2006/relationships" xmlns:m="http://schemas.openxmlformats.org/officeDocument/2006/math" xmlns:v="urn:schemas-microsoft-com:vml" xmlns:wp14="http://schemas.microsoft.com/office/word/2010/wordprocessingDrawing" xmlns:wp="http://schemas.openxmlformats.org/drawingml/2006/wordprocessingDrawing" xmlns:w10="urn:schemas-microsoft-com:office:word" xmlns:w="http://schemas.openxmlformats.org/wordprocessingml/2006/main" xmlns:w14="http://schemas.microsoft.com/office/word/2010/wordml" xmlns:w15="http://schemas.microsoft.com/office/word/2012/wordml" xmlns:w16cex="http://schemas.microsoft.com/office/word/2018/wordml/cex" xmlns:w16cid="http://schemas.microsoft.com/office/word/2016/wordml/cid" xmlns:w16="http://schemas.microsoft.com/office/word/2018/wordml" xmlns:w16du="http://schemas.microsoft.com/office/word/2023/wordml/word16du" xmlns:w16sdtdh="http://schemas.microsoft.com/office/word/2020/wordml/sdtdatahash" xmlns:w16sdtfl="http://schemas.microsoft.com/office/word/2024/wordml/sdtformatlock" xmlns:w16se="http://schemas.microsoft.com/office/word/2015/wordml/symex" xmlns:wpg="http://schemas.microsoft.com/office/word/2010/wordprocessingGroup" xmlns:wpi="http://schemas.microsoft.com/office/word/2010/wordprocessingInk" xmlns:wne="http://schemas.microsoft.com/office/word/2006/wordml" xmlns:wps="http://schemas.microsoft.com/office/word/2010/wordprocessingShape" mc:Ignorable="w14 w15 w16se w16cid w16 w16cex w16sdtdh w16sdtfl w16du wp14">
+<w:hdr xmlns:wpc="http://schemas.microsoft.com/office/word/2010/wordprocessingCanvas" xmlns:cx="http://schemas.microsoft.com/office/drawing/2014/chartex" xmlns:cx1="http://schemas.microsoft.com/office/drawing/2015/9/8/chartex" xmlns:cx2="http://schemas.microsoft.com/office/drawing/2015/10/21/chartex" xmlns:cx3="http://schemas.microsoft.com/office/drawing/2016/5/9/chartex" xmlns:cx4="http://schemas.microsoft.com/office/drawing/2016/5/10/chartex" xmlns:cx5="http://schemas.microsoft.com/office/drawing/2016/5/11/chartex" xmlns:cx6="http://schemas.microsoft.com/office/drawing/2016/5/12/chartex" xmlns:cx7="http://schemas.microsoft.com/office/drawing/2016/5/13/chartex" xmlns:cx8="http://schemas.microsoft.com/office/drawing/2016/5/14/chartex" xmlns:mc="http://schemas.openxmlformats.org/markup-compatibility/2006" xmlns:aink="http://schemas.microsoft.com/office/drawing/2016/ink" xmlns:am3d="http://schemas.microsoft.com/office/drawing/2017/model3d" xmlns:o="urn:schemas-microsoft-com:office:office" xmlns:oel="http://schemas.microsoft.com/office/2019/extlst" xmlns:r="http://schemas.openxmlformats.org/officeDocument/2006/relationships" xmlns:m="http://schemas.openxmlformats.org/officeDocument/2006/math" xmlns:v="urn:schemas-microsoft-com:vml" xmlns:wp14="http://schemas.microsoft.com/office/word/2010/wordprocessingDrawing" xmlns:wp="http://schemas.openxmlformats.org/drawingml/2006/wordprocessingDrawing" xmlns:w10="urn:schemas-microsoft-com:office:word" xmlns:w="http://schemas.openxmlformats.org/wordprocessingml/2006/main" xmlns:w14="http://schemas.microsoft.com/office/word/2010/wordml" xmlns:w15="http://schemas.microsoft.com/office/word/2012/wordml" xmlns:w16cei="http://schemas.microsoft.com/office/word/2026/wordml/cei" xmlns:w16cex="http://schemas.microsoft.com/office/word/2018/wordml/cex" xmlns:w16cid="http://schemas.microsoft.com/office/word/2016/wordml/cid" xmlns:w16="http://schemas.microsoft.com/office/word/2018/wordml" xmlns:w16du="http://schemas.microsoft.com/office/word/2023/wordml/word16du" xmlns:w16sdtdh="http://schemas.microsoft.com/office/word/2020/wordml/sdtdatahash" xmlns:w16sdtfl="http://schemas.microsoft.com/office/word/2024/wordml/sdtformatlock" xmlns:w16se="http://schemas.microsoft.com/office/word/2015/wordml/symex" xmlns:wpg="http://schemas.microsoft.com/office/word/2010/wordprocessingGroup" xmlns:wpi="http://schemas.microsoft.com/office/word/2010/wordprocessingInk" xmlns:wne="http://schemas.microsoft.com/office/word/2006/wordml" xmlns:wps="http://schemas.microsoft.com/office/word/2010/wordprocessingShape" mc:Ignorable="w14 w15 w16se w16cid w16 w16cex w16sdtdh w16sdtfl w16du wp14">
   <w:p>
     <w:pPr>
       <w:pBdr>
@@ -5417,7 +5560,7 @@
 </file>
 
 <file path=word/numbering.xml><?xml version="1.0" encoding="utf-8"?>
-<w:numbering xmlns:wpc="http://schemas.microsoft.com/office/word/2010/wordprocessingCanvas" xmlns:cx="http://schemas.microsoft.com/office/drawing/2014/chartex" xmlns:cx1="http://schemas.microsoft.com/office/drawing/2015/9/8/chartex" xmlns:cx2="http://schemas.microsoft.com/office/drawing/2015/10/21/chartex" xmlns:cx3="http://schemas.microsoft.com/office/drawing/2016/5/9/chartex" xmlns:cx4="http://schemas.microsoft.com/office/drawing/2016/5/10/chartex" xmlns:cx5="http://schemas.microsoft.com/office/drawing/2016/5/11/chartex" xmlns:cx6="http://schemas.microsoft.com/office/drawing/2016/5/12/chartex" xmlns:cx7="http://schemas.microsoft.com/office/drawing/2016/5/13/chartex" xmlns:cx8="http://schemas.microsoft.com/office/drawing/2016/5/14/chartex" xmlns:mc="http://schemas.openxmlformats.org/markup-compatibility/2006" xmlns:aink="http://schemas.microsoft.com/office/drawing/2016/ink" xmlns:am3d="http://schemas.microsoft.com/office/drawing/2017/model3d" xmlns:o="urn:schemas-microsoft-com:office:office" xmlns:oel="http://schemas.microsoft.com/office/2019/extlst" xmlns:r="http://schemas.openxmlformats.org/officeDocument/2006/relationships" xmlns:m="http://schemas.openxmlformats.org/officeDocument/2006/math" xmlns:v="urn:schemas-microsoft-com:vml" xmlns:wp14="http://schemas.microsoft.com/office/word/2010/wordprocessingDrawing" xmlns:wp="http://schemas.openxmlformats.org/drawingml/2006/wordprocessingDrawing" xmlns:w10="urn:schemas-microsoft-com:office:word" xmlns:w="http://schemas.openxmlformats.org/wordprocessingml/2006/main" xmlns:w14="http://schemas.microsoft.com/office/word/2010/wordml" xmlns:w15="http://schemas.microsoft.com/office/word/2012/wordml" xmlns:w16cex="http://schemas.microsoft.com/office/word/2018/wordml/cex" xmlns:w16cid="http://schemas.microsoft.com/office/word/2016/wordml/cid" xmlns:w16="http://schemas.microsoft.com/office/word/2018/wordml" xmlns:w16du="http://schemas.microsoft.com/office/word/2023/wordml/word16du" xmlns:w16sdtdh="http://schemas.microsoft.com/office/word/2020/wordml/sdtdatahash" xmlns:w16sdtfl="http://schemas.microsoft.com/office/word/2024/wordml/sdtformatlock" xmlns:w16se="http://schemas.microsoft.com/office/word/2015/wordml/symex" xmlns:wpg="http://schemas.microsoft.com/office/word/2010/wordprocessingGroup" xmlns:wpi="http://schemas.microsoft.com/office/word/2010/wordprocessingInk" xmlns:wne="http://schemas.microsoft.com/office/word/2006/wordml" xmlns:wps="http://schemas.microsoft.com/office/word/2010/wordprocessingShape" mc:Ignorable="w14 w15 w16se w16cid w16 w16cex w16sdtdh w16sdtfl w16du wp14">
+<w:numbering xmlns:wpc="http://schemas.microsoft.com/office/word/2010/wordprocessingCanvas" xmlns:cx="http://schemas.microsoft.com/office/drawing/2014/chartex" xmlns:cx1="http://schemas.microsoft.com/office/drawing/2015/9/8/chartex" xmlns:cx2="http://schemas.microsoft.com/office/drawing/2015/10/21/chartex" xmlns:cx3="http://schemas.microsoft.com/office/drawing/2016/5/9/chartex" xmlns:cx4="http://schemas.microsoft.com/office/drawing/2016/5/10/chartex" xmlns:cx5="http://schemas.microsoft.com/office/drawing/2016/5/11/chartex" xmlns:cx6="http://schemas.microsoft.com/office/drawing/2016/5/12/chartex" xmlns:cx7="http://schemas.microsoft.com/office/drawing/2016/5/13/chartex" xmlns:cx8="http://schemas.microsoft.com/office/drawing/2016/5/14/chartex" xmlns:mc="http://schemas.openxmlformats.org/markup-compatibility/2006" xmlns:aink="http://schemas.microsoft.com/office/drawing/2016/ink" xmlns:am3d="http://schemas.microsoft.com/office/drawing/2017/model3d" xmlns:o="urn:schemas-microsoft-com:office:office" xmlns:oel="http://schemas.microsoft.com/office/2019/extlst" xmlns:r="http://schemas.openxmlformats.org/officeDocument/2006/relationships" xmlns:m="http://schemas.openxmlformats.org/officeDocument/2006/math" xmlns:v="urn:schemas-microsoft-com:vml" xmlns:wp14="http://schemas.microsoft.com/office/word/2010/wordprocessingDrawing" xmlns:wp="http://schemas.openxmlformats.org/drawingml/2006/wordprocessingDrawing" xmlns:w10="urn:schemas-microsoft-com:office:word" xmlns:w="http://schemas.openxmlformats.org/wordprocessingml/2006/main" xmlns:w14="http://schemas.microsoft.com/office/word/2010/wordml" xmlns:w15="http://schemas.microsoft.com/office/word/2012/wordml" xmlns:w16cei="http://schemas.microsoft.com/office/word/2026/wordml/cei" xmlns:w16cex="http://schemas.microsoft.com/office/word/2018/wordml/cex" xmlns:w16cid="http://schemas.microsoft.com/office/word/2016/wordml/cid" xmlns:w16="http://schemas.microsoft.com/office/word/2018/wordml" xmlns:w16du="http://schemas.microsoft.com/office/word/2023/wordml/word16du" xmlns:w16sdtdh="http://schemas.microsoft.com/office/word/2020/wordml/sdtdatahash" xmlns:w16sdtfl="http://schemas.microsoft.com/office/word/2024/wordml/sdtformatlock" xmlns:w16se="http://schemas.microsoft.com/office/word/2015/wordml/symex" xmlns:wpg="http://schemas.microsoft.com/office/word/2010/wordprocessingGroup" xmlns:wpi="http://schemas.microsoft.com/office/word/2010/wordprocessingInk" xmlns:wne="http://schemas.microsoft.com/office/word/2006/wordml" xmlns:wps="http://schemas.microsoft.com/office/word/2010/wordprocessingShape" mc:Ignorable="w14 w15 w16se w16cid w16 w16cex w16sdtdh w16sdtfl w16du wp14">
   <w:abstractNum w:abstractNumId="0" w15:restartNumberingAfterBreak="0">
     <w:nsid w:val="1BF70AEC"/>
     <w:multiLevelType w:val="multilevel"/>
@@ -6150,6 +6293,7 @@
     <w:name w:val="heading 1"/>
     <w:basedOn w:val="Standard"/>
     <w:next w:val="Standard"/>
+    <w:link w:val="berschrift1Zchn"/>
     <w:uiPriority w:val="9"/>
     <w:qFormat/>
     <w:pPr>
@@ -6423,6 +6567,19 @@
     <w:rPr>
       <w:color w:val="800080" w:themeColor="followedHyperlink"/>
       <w:u w:val="single"/>
+    </w:rPr>
+  </w:style>
+  <w:style w:type="character" w:customStyle="1" w:styleId="berschrift1Zchn">
+    <w:name w:val="Überschrift 1 Zchn"/>
+    <w:basedOn w:val="Absatz-Standardschriftart"/>
+    <w:link w:val="berschrift1"/>
+    <w:uiPriority w:val="9"/>
+    <w:rsid w:val="00C90A2F"/>
+    <w:rPr>
+      <w:b/>
+      <w:bCs/>
+      <w:sz w:val="36"/>
+      <w:szCs w:val="36"/>
     </w:rPr>
   </w:style>
 </w:styles>
